--- a/StageWise - Documento de Trabajo.docx
+++ b/StageWise - Documento de Trabajo.docx
@@ -2,16 +2,12 @@
 <file path=word/document.xml><?xml version="1.0" encoding="utf-8"?>
 <w:document xmlns:wpc="http://schemas.microsoft.com/office/word/2010/wordprocessingCanvas" xmlns:mo="http://schemas.microsoft.com/office/mac/office/2008/main" xmlns:mc="http://schemas.openxmlformats.org/markup-compatibility/2006" xmlns:mv="urn:schemas-microsoft-com:mac:vml" xmlns:o="urn:schemas-microsoft-com:office:office" xmlns:r="http://schemas.openxmlformats.org/officeDocument/2006/relationships" xmlns:m="http://schemas.openxmlformats.org/officeDocument/2006/math" xmlns:v="urn:schemas-microsoft-com:vml" xmlns:wp14="http://schemas.microsoft.com/office/word/2010/wordprocessingDrawing" xmlns:wp="http://schemas.openxmlformats.org/drawingml/2006/wordprocessingDrawing" xmlns:w10="urn:schemas-microsoft-com:office:word" xmlns:w="http://schemas.openxmlformats.org/wordprocessingml/2006/main" xmlns:w14="http://schemas.microsoft.com/office/word/2010/wordml" xmlns:wpg="http://schemas.microsoft.com/office/word/2010/wordprocessingGroup" xmlns:wpi="http://schemas.microsoft.com/office/word/2010/wordprocessingInk" xmlns:wne="http://schemas.microsoft.com/office/word/2006/wordml" xmlns:wps="http://schemas.microsoft.com/office/word/2010/wordprocessingShape" mc:Ignorable="w14 wp14">
   <w:body>
-    <w:p/>
     <w:p>
       <w:pPr>
         <w:pStyle w:val="Title"/>
         <w:jc w:val="center"/>
       </w:pPr>
       <w:r>
-        <w:rPr>
-          <w:color w:val="1F4E79"/>
-        </w:rPr>
         <w:t>StageWise</w:t>
       </w:r>
     </w:p>
@@ -21,10 +17,9 @@
       </w:pPr>
       <w:r>
         <w:rPr>
-          <w:color w:val="707070"/>
-          <w:sz w:val="28"/>
+          <w:b/>
         </w:rPr>
-        <w:t>Documento de Trabajo — MVP v0.1</w:t>
+        <w:t>Documento de Trabajo — MVP v0.2</w:t>
       </w:r>
     </w:p>
     <w:p>
@@ -32,22 +27,12 @@
         <w:jc w:val="center"/>
       </w:pPr>
       <w:r>
-        <w:rPr>
-          <w:sz w:val="24"/>
-        </w:rPr>
-        <w:t>26 de junio de 2026</w:t>
+        <w:t>28 de junio de 2026</w:t>
       </w:r>
     </w:p>
-    <w:p/>
     <w:p>
-      <w:pPr>
-        <w:jc w:val="center"/>
-      </w:pPr>
       <w:r>
-        <w:rPr>
-          <w:i/>
-        </w:rPr>
-        <w:t>Feed rankeado de oportunidades de inversion combinando Stage Analysis de Weinstein + CAN SLIM de O'Neil, con explicaciones en espanol generadas por IA.</w:t>
+        <w:t>Feed rankeado de oportunidades de inversión combinando Stage Analysis de Weinstein + CAN SLIM de O'Neil, con explicaciones en español generadas por IA.</w:t>
       </w:r>
     </w:p>
     <w:p>
@@ -60,15 +45,12 @@
         <w:pStyle w:val="Heading1"/>
       </w:pPr>
       <w:r>
-        <w:rPr>
-          <w:color w:val="1F4E79"/>
-        </w:rPr>
-        <w:t>1. Vision del Producto</w:t>
+        <w:t>1. Visión del Producto</w:t>
       </w:r>
     </w:p>
     <w:p>
       <w:r>
-        <w:t>StageWise es un feed tipo Netflix de oportunidades de inversion en acciones del mercado US, combinando dos metodologias clasicas de analisis bursatil:</w:t>
+        <w:t>StageWise es un feed tipo Netflix de oportunidades de inversión en acciones del mercado US, combinando dos metodologías clásicas de análisis bursátil:</w:t>
       </w:r>
     </w:p>
     <w:p>
@@ -76,7 +58,13 @@
         <w:pStyle w:val="ListBullet"/>
       </w:pPr>
       <w:r>
-        <w:t>Stage Analysis de Stan Weinstein: identifica en que fase del ciclo esta cada accion (base, avance, techo o declive) usando medias moviles semanales.</w:t>
+        <w:rPr>
+          <w:b/>
+        </w:rPr>
+        <w:t>Stage Analysis de Stan Weinstein</w:t>
+      </w:r>
+      <w:r>
+        <w:t>: identifica en qué fase del ciclo está cada acción (base, avance, techo o declive) usando medias móviles semanales.</w:t>
       </w:r>
     </w:p>
     <w:p>
@@ -84,28 +72,27 @@
         <w:pStyle w:val="ListBullet"/>
       </w:pPr>
       <w:r>
-        <w:t>CAN SLIM de William O'Neil: filtra por calidad fundamental (crecimiento de EPS, nuevos maximos, fuerza relativa, soporte institucional, direccion del mercado).</w:t>
+        <w:rPr>
+          <w:b/>
+        </w:rPr>
+        <w:t>CAN SLIM de William O'Neil</w:t>
+      </w:r>
+      <w:r>
+        <w:t>: filtra por calidad fundamental (crecimiento de EPS, nuevos máximos, fuerza relativa, soporte institucional, dirección del mercado).</w:t>
       </w:r>
     </w:p>
     <w:p/>
     <w:p>
       <w:r>
-        <w:rPr>
-          <w:b/>
-        </w:rPr>
-        <w:t>Sin simulador. Sin brokers. Sin alertas de trading. Solo informacion de calidad para el inversor que quiere tomar sus propias decisiones con criterio.</w:t>
+        <w:t>Sin simulador. Sin brokers. Sin alertas de trading. Solo información de calidad para el inversor que quiere tomar sus propias decisiones con criterio.</w:t>
       </w:r>
     </w:p>
-    <w:p/>
     <w:p>
       <w:pPr>
         <w:pStyle w:val="Heading1"/>
       </w:pPr>
       <w:r>
-        <w:rPr>
-          <w:color w:val="1F4E79"/>
-        </w:rPr>
-        <w:t>2. Estado Actual del Sistema (26-Jun-2026)</w:t>
+        <w:t>2. Estado Actual del Sistema (28-Jun-2026)</w:t>
       </w:r>
     </w:p>
     <w:tbl>
@@ -123,13 +110,11 @@
         <w:tc>
           <w:tcPr>
             <w:tcW w:type="dxa" w:w="2880"/>
-            <w:shd w:val="clear" w:color="auto" w:fill="2E75B6"/>
           </w:tcPr>
           <w:p>
             <w:r>
               <w:rPr>
                 <w:b/>
-                <w:color w:val="FFFFFF"/>
               </w:rPr>
               <w:t>Componente</w:t>
             </w:r>
@@ -138,13 +123,11 @@
         <w:tc>
           <w:tcPr>
             <w:tcW w:type="dxa" w:w="2880"/>
-            <w:shd w:val="clear" w:color="auto" w:fill="2E75B6"/>
           </w:tcPr>
           <w:p>
             <w:r>
               <w:rPr>
                 <w:b/>
-                <w:color w:val="FFFFFF"/>
               </w:rPr>
               <w:t>Estado</w:t>
             </w:r>
@@ -153,17 +136,135 @@
         <w:tc>
           <w:tcPr>
             <w:tcW w:type="dxa" w:w="2880"/>
-            <w:shd w:val="clear" w:color="auto" w:fill="2E75B6"/>
           </w:tcPr>
           <w:p>
             <w:r>
               <w:rPr>
                 <w:b/>
-                <w:color w:val="FFFFFF"/>
               </w:rPr>
-              <w:t>URL / Ubicacion</w:t>
+              <w:t>URL / Ubicación</w:t>
             </w:r>
           </w:p>
+        </w:tc>
+      </w:tr>
+      <w:tr>
+        <w:tc>
+          <w:tcPr>
+            <w:tcW w:type="dxa" w:w="2880"/>
+          </w:tcPr>
+          <w:p/>
+        </w:tc>
+        <w:tc>
+          <w:tcPr>
+            <w:tcW w:type="dxa" w:w="2880"/>
+          </w:tcPr>
+          <w:p/>
+        </w:tc>
+        <w:tc>
+          <w:tcPr>
+            <w:tcW w:type="dxa" w:w="2880"/>
+          </w:tcPr>
+          <w:p/>
+        </w:tc>
+      </w:tr>
+      <w:tr>
+        <w:tc>
+          <w:tcPr>
+            <w:tcW w:type="dxa" w:w="2880"/>
+          </w:tcPr>
+          <w:p/>
+        </w:tc>
+        <w:tc>
+          <w:tcPr>
+            <w:tcW w:type="dxa" w:w="2880"/>
+          </w:tcPr>
+          <w:p/>
+        </w:tc>
+        <w:tc>
+          <w:tcPr>
+            <w:tcW w:type="dxa" w:w="2880"/>
+          </w:tcPr>
+          <w:p/>
+        </w:tc>
+      </w:tr>
+      <w:tr>
+        <w:tc>
+          <w:tcPr>
+            <w:tcW w:type="dxa" w:w="2880"/>
+          </w:tcPr>
+          <w:p/>
+        </w:tc>
+        <w:tc>
+          <w:tcPr>
+            <w:tcW w:type="dxa" w:w="2880"/>
+          </w:tcPr>
+          <w:p/>
+        </w:tc>
+        <w:tc>
+          <w:tcPr>
+            <w:tcW w:type="dxa" w:w="2880"/>
+          </w:tcPr>
+          <w:p/>
+        </w:tc>
+      </w:tr>
+      <w:tr>
+        <w:tc>
+          <w:tcPr>
+            <w:tcW w:type="dxa" w:w="2880"/>
+          </w:tcPr>
+          <w:p/>
+        </w:tc>
+        <w:tc>
+          <w:tcPr>
+            <w:tcW w:type="dxa" w:w="2880"/>
+          </w:tcPr>
+          <w:p/>
+        </w:tc>
+        <w:tc>
+          <w:tcPr>
+            <w:tcW w:type="dxa" w:w="2880"/>
+          </w:tcPr>
+          <w:p/>
+        </w:tc>
+      </w:tr>
+      <w:tr>
+        <w:tc>
+          <w:tcPr>
+            <w:tcW w:type="dxa" w:w="2880"/>
+          </w:tcPr>
+          <w:p/>
+        </w:tc>
+        <w:tc>
+          <w:tcPr>
+            <w:tcW w:type="dxa" w:w="2880"/>
+          </w:tcPr>
+          <w:p/>
+        </w:tc>
+        <w:tc>
+          <w:tcPr>
+            <w:tcW w:type="dxa" w:w="2880"/>
+          </w:tcPr>
+          <w:p/>
+        </w:tc>
+      </w:tr>
+      <w:tr>
+        <w:tc>
+          <w:tcPr>
+            <w:tcW w:type="dxa" w:w="2880"/>
+          </w:tcPr>
+          <w:p/>
+        </w:tc>
+        <w:tc>
+          <w:tcPr>
+            <w:tcW w:type="dxa" w:w="2880"/>
+          </w:tcPr>
+          <w:p/>
+        </w:tc>
+        <w:tc>
+          <w:tcPr>
+            <w:tcW w:type="dxa" w:w="2880"/>
+          </w:tcPr>
+          <w:p/>
         </w:tc>
       </w:tr>
       <w:tr>
@@ -183,7 +284,7 @@
           </w:tcPr>
           <w:p>
             <w:r>
-              <w:t>Produccion</w:t>
+              <w:t>Producción</w:t>
             </w:r>
           </w:p>
         </w:tc>
@@ -202,7 +303,6 @@
         <w:tc>
           <w:tcPr>
             <w:tcW w:type="dxa" w:w="2880"/>
-            <w:shd w:val="clear" w:color="auto" w:fill="DEEAF1"/>
           </w:tcPr>
           <w:p>
             <w:r>
@@ -213,18 +313,16 @@
         <w:tc>
           <w:tcPr>
             <w:tcW w:type="dxa" w:w="2880"/>
-            <w:shd w:val="clear" w:color="auto" w:fill="DEEAF1"/>
           </w:tcPr>
           <w:p>
             <w:r>
-              <w:t>Produccion</w:t>
+              <w:t>Producción</w:t>
             </w:r>
           </w:p>
         </w:tc>
         <w:tc>
           <w:tcPr>
             <w:tcW w:type="dxa" w:w="2880"/>
-            <w:shd w:val="clear" w:color="auto" w:fill="DEEAF1"/>
           </w:tcPr>
           <w:p>
             <w:r>
@@ -250,7 +348,7 @@
           </w:tcPr>
           <w:p>
             <w:r>
-              <w:t>Produccion</w:t>
+              <w:t>Producción</w:t>
             </w:r>
           </w:p>
         </w:tc>
@@ -269,7 +367,6 @@
         <w:tc>
           <w:tcPr>
             <w:tcW w:type="dxa" w:w="2880"/>
-            <w:shd w:val="clear" w:color="auto" w:fill="DEEAF1"/>
           </w:tcPr>
           <w:p>
             <w:r>
@@ -280,7 +377,6 @@
         <w:tc>
           <w:tcPr>
             <w:tcW w:type="dxa" w:w="2880"/>
-            <w:shd w:val="clear" w:color="auto" w:fill="DEEAF1"/>
           </w:tcPr>
           <w:p>
             <w:r>
@@ -291,7 +387,6 @@
         <w:tc>
           <w:tcPr>
             <w:tcW w:type="dxa" w:w="2880"/>
-            <w:shd w:val="clear" w:color="auto" w:fill="DEEAF1"/>
           </w:tcPr>
           <w:p>
             <w:r>
@@ -327,7 +422,7 @@
           </w:tcPr>
           <w:p>
             <w:r>
-              <w:t>Claude Sonnet 4.6 - Top 50 tickers/corrida</w:t>
+              <w:t>Claude Sonnet 4.6 — Top 50 tickers/corrida</w:t>
             </w:r>
           </w:p>
         </w:tc>
@@ -336,7 +431,6 @@
         <w:tc>
           <w:tcPr>
             <w:tcW w:type="dxa" w:w="2880"/>
-            <w:shd w:val="clear" w:color="auto" w:fill="DEEAF1"/>
           </w:tcPr>
           <w:p>
             <w:r>
@@ -347,7 +441,6 @@
         <w:tc>
           <w:tcPr>
             <w:tcW w:type="dxa" w:w="2880"/>
-            <w:shd w:val="clear" w:color="auto" w:fill="DEEAF1"/>
           </w:tcPr>
           <w:p>
             <w:r>
@@ -358,7 +451,6 @@
         <w:tc>
           <w:tcPr>
             <w:tcW w:type="dxa" w:w="2880"/>
-            <w:shd w:val="clear" w:color="auto" w:fill="DEEAF1"/>
           </w:tcPr>
           <w:p>
             <w:r>
@@ -371,18 +463,14 @@
     <w:p/>
     <w:p>
       <w:r>
-        <w:t>Corrida de hoy: ~600 tickers procesados. Top scorer: ASML con 88 puntos (Stage 2 + CAN SLIM solido).</w:t>
+        <w:t>Corrida de hoy (28-Jun-2026): 511/515 tickers procesados (99.2% éxito). Filtro activo: solo se muestran oportunidades con entrada Stage 1→2 fresca (≤ 8 semanas) o rotura de máximos con volumen (criterio N). Resultado de hoy: 7 oportunidades accionables (F, FTNT, EG, DECK, MO, DTE, GRMN).</w:t>
       </w:r>
     </w:p>
-    <w:p/>
     <w:p>
       <w:pPr>
         <w:pStyle w:val="Heading1"/>
       </w:pPr>
       <w:r>
-        <w:rPr>
-          <w:color w:val="1F4E79"/>
-        </w:rPr>
         <w:t>3. Arquitectura del Sistema</w:t>
       </w:r>
     </w:p>
@@ -391,21 +479,16 @@
         <w:pStyle w:val="Heading2"/>
       </w:pPr>
       <w:r>
-        <w:rPr>
-          <w:color w:val="2E75B6"/>
-        </w:rPr>
         <w:t>3.1 Vista General</w:t>
       </w:r>
     </w:p>
     <w:p>
       <w:pPr>
-        <w:pStyle w:val="NoSpacing"/>
-        <w:ind w:left="567"/>
+        <w:ind w:left="576"/>
       </w:pPr>
       <w:r>
         <w:rPr>
           <w:rFonts w:ascii="Courier New" w:hAnsi="Courier New"/>
-          <w:color w:val="1F497D"/>
           <w:sz w:val="18"/>
         </w:rPr>
         <w:t>FUENTES DE DATOS</w:t>
@@ -413,730 +496,280 @@
     </w:p>
     <w:p>
       <w:pPr>
-        <w:pStyle w:val="NoSpacing"/>
-        <w:ind w:left="567"/>
+        <w:ind w:left="576"/>
       </w:pPr>
       <w:r>
         <w:rPr>
           <w:rFonts w:ascii="Courier New" w:hAnsi="Courier New"/>
-          <w:color w:val="1F497D"/>
           <w:sz w:val="18"/>
         </w:rPr>
-        <w:t xml:space="preserve">  Alpaca Markets API    SEC EDGAR XBRL       Wikipedia</w:t>
+        <w:t>Alpaca Markets API    SEC EDGAR XBRL       Wikipedia</w:t>
       </w:r>
     </w:p>
     <w:p>
       <w:pPr>
-        <w:pStyle w:val="NoSpacing"/>
-        <w:ind w:left="567"/>
+        <w:ind w:left="576"/>
       </w:pPr>
       <w:r>
         <w:rPr>
           <w:rFonts w:ascii="Courier New" w:hAnsi="Courier New"/>
-          <w:color w:val="1F497D"/>
           <w:sz w:val="18"/>
         </w:rPr>
-        <w:t xml:space="preserve">  (OHLCV bars IEX)      (EPS + Shares Out.)   (S&amp;P500 + Nasdaq)</w:t>
+        <w:t>(OHLCV bars IEX)      (EPS + Shares Out.)  (S&amp;P500 + Nasdaq)</w:t>
       </w:r>
     </w:p>
     <w:p>
       <w:pPr>
-        <w:pStyle w:val="NoSpacing"/>
-        <w:ind w:left="567"/>
+        <w:ind w:left="576"/>
       </w:pPr>
       <w:r>
         <w:rPr>
           <w:rFonts w:ascii="Courier New" w:hAnsi="Courier New"/>
-          <w:color w:val="1F497D"/>
           <w:sz w:val="18"/>
         </w:rPr>
-        <w:t xml:space="preserve">       |                      |                     |</w:t>
+        <w:t xml:space="preserve">        |                    |                    |</w:t>
       </w:r>
     </w:p>
     <w:p>
       <w:pPr>
-        <w:pStyle w:val="NoSpacing"/>
-        <w:ind w:left="567"/>
+        <w:ind w:left="576"/>
       </w:pPr>
       <w:r>
         <w:rPr>
           <w:rFonts w:ascii="Courier New" w:hAnsi="Courier New"/>
-          <w:color w:val="1F497D"/>
           <w:sz w:val="18"/>
         </w:rPr>
-        <w:t xml:space="preserve">       +----------------------+---------------------+</w:t>
+        <w:t xml:space="preserve">        +--------------------+--------------------+</w:t>
       </w:r>
     </w:p>
     <w:p>
       <w:pPr>
-        <w:pStyle w:val="NoSpacing"/>
-        <w:ind w:left="567"/>
+        <w:ind w:left="576"/>
       </w:pPr>
       <w:r>
         <w:rPr>
           <w:rFonts w:ascii="Courier New" w:hAnsi="Courier New"/>
-          <w:color w:val="1F497D"/>
           <w:sz w:val="18"/>
         </w:rPr>
-        <w:t xml:space="preserve">                              |</w:t>
+        <w:t xml:space="preserve">                    SCREENER (Python)</w:t>
       </w:r>
     </w:p>
     <w:p>
       <w:pPr>
-        <w:pStyle w:val="NoSpacing"/>
-        <w:ind w:left="567"/>
+        <w:ind w:left="576"/>
       </w:pPr>
       <w:r>
         <w:rPr>
           <w:rFonts w:ascii="Courier New" w:hAnsi="Courier New"/>
-          <w:color w:val="1F497D"/>
           <w:sz w:val="18"/>
         </w:rPr>
-        <w:t xml:space="preserve">                     SCREENER (Python)</w:t>
+        <w:t xml:space="preserve">             Weinstein    CAN SLIM    Scoring</w:t>
       </w:r>
     </w:p>
     <w:p>
       <w:pPr>
-        <w:pStyle w:val="NoSpacing"/>
-        <w:ind w:left="567"/>
+        <w:ind w:left="576"/>
       </w:pPr>
       <w:r>
         <w:rPr>
           <w:rFonts w:ascii="Courier New" w:hAnsi="Courier New"/>
-          <w:color w:val="1F497D"/>
           <w:sz w:val="18"/>
         </w:rPr>
-        <w:t xml:space="preserve">                       |         |         |</w:t>
+        <w:t xml:space="preserve">             Stage 1-4    7 crit.     0-100pts</w:t>
       </w:r>
     </w:p>
     <w:p>
       <w:pPr>
-        <w:pStyle w:val="NoSpacing"/>
-        <w:ind w:left="567"/>
+        <w:ind w:left="576"/>
       </w:pPr>
       <w:r>
         <w:rPr>
           <w:rFonts w:ascii="Courier New" w:hAnsi="Courier New"/>
-          <w:color w:val="1F497D"/>
           <w:sz w:val="18"/>
         </w:rPr>
-        <w:t xml:space="preserve">                   Weinstein  CAN SLIM  Scoring</w:t>
+        <w:t xml:space="preserve">                    |              |</w:t>
       </w:r>
     </w:p>
     <w:p>
       <w:pPr>
-        <w:pStyle w:val="NoSpacing"/>
-        <w:ind w:left="567"/>
+        <w:ind w:left="576"/>
       </w:pPr>
       <w:r>
         <w:rPr>
           <w:rFonts w:ascii="Courier New" w:hAnsi="Courier New"/>
-          <w:color w:val="1F497D"/>
           <w:sz w:val="18"/>
         </w:rPr>
-        <w:t xml:space="preserve">                   Stage 1-4  7 crit.   0-100pts</w:t>
+        <w:t xml:space="preserve">          PostgreSQL (Railway)   Claude API (Anthropic)</w:t>
       </w:r>
     </w:p>
     <w:p>
       <w:pPr>
-        <w:pStyle w:val="NoSpacing"/>
-        <w:ind w:left="567"/>
+        <w:ind w:left="576"/>
       </w:pPr>
       <w:r>
         <w:rPr>
           <w:rFonts w:ascii="Courier New" w:hAnsi="Courier New"/>
-          <w:color w:val="1F497D"/>
           <w:sz w:val="18"/>
         </w:rPr>
-        <w:t xml:space="preserve">                              |</w:t>
+        <w:t xml:space="preserve">          opportunities          Explicaciones top 50/dia</w:t>
       </w:r>
     </w:p>
     <w:p>
       <w:pPr>
-        <w:pStyle w:val="NoSpacing"/>
-        <w:ind w:left="567"/>
+        <w:ind w:left="576"/>
       </w:pPr>
       <w:r>
         <w:rPr>
           <w:rFonts w:ascii="Courier New" w:hAnsi="Courier New"/>
-          <w:color w:val="1F497D"/>
           <w:sz w:val="18"/>
         </w:rPr>
-        <w:t xml:space="preserve">             +----------------+----------------+</w:t>
+        <w:t xml:space="preserve">          price_snapshots        en español</w:t>
       </w:r>
     </w:p>
     <w:p>
       <w:pPr>
-        <w:pStyle w:val="NoSpacing"/>
-        <w:ind w:left="567"/>
+        <w:ind w:left="576"/>
       </w:pPr>
       <w:r>
         <w:rPr>
           <w:rFonts w:ascii="Courier New" w:hAnsi="Courier New"/>
-          <w:color w:val="1F497D"/>
           <w:sz w:val="18"/>
         </w:rPr>
-        <w:t xml:space="preserve">             |                                 |</w:t>
+        <w:t xml:space="preserve">          institutional_holdings</w:t>
       </w:r>
     </w:p>
     <w:p>
       <w:pPr>
-        <w:pStyle w:val="NoSpacing"/>
-        <w:ind w:left="567"/>
+        <w:ind w:left="576"/>
       </w:pPr>
       <w:r>
         <w:rPr>
           <w:rFonts w:ascii="Courier New" w:hAnsi="Courier New"/>
-          <w:color w:val="1F497D"/>
           <w:sz w:val="18"/>
         </w:rPr>
-        <w:t xml:space="preserve">       PostgreSQL (Railway)           Claude API (Anthropic)</w:t>
+        <w:t xml:space="preserve">                    |</w:t>
       </w:r>
     </w:p>
     <w:p>
       <w:pPr>
-        <w:pStyle w:val="NoSpacing"/>
-        <w:ind w:left="567"/>
+        <w:ind w:left="576"/>
       </w:pPr>
       <w:r>
         <w:rPr>
           <w:rFonts w:ascii="Courier New" w:hAnsi="Courier New"/>
-          <w:color w:val="1F497D"/>
           <w:sz w:val="18"/>
         </w:rPr>
-        <w:t xml:space="preserve">       opportunities                  Explicaciones top 50/dia</w:t>
+        <w:t xml:space="preserve">          FastAPI REST (Railway)</w:t>
       </w:r>
     </w:p>
     <w:p>
       <w:pPr>
-        <w:pStyle w:val="NoSpacing"/>
-        <w:ind w:left="567"/>
+        <w:ind w:left="576"/>
       </w:pPr>
       <w:r>
         <w:rPr>
           <w:rFonts w:ascii="Courier New" w:hAnsi="Courier New"/>
-          <w:color w:val="1F497D"/>
           <w:sz w:val="18"/>
         </w:rPr>
-        <w:t xml:space="preserve">       price_snapshots                en espanol</w:t>
+        <w:t xml:space="preserve">                    |</w:t>
       </w:r>
     </w:p>
     <w:p>
       <w:pPr>
-        <w:pStyle w:val="NoSpacing"/>
-        <w:ind w:left="567"/>
+        <w:ind w:left="576"/>
       </w:pPr>
       <w:r>
         <w:rPr>
           <w:rFonts w:ascii="Courier New" w:hAnsi="Courier New"/>
-          <w:color w:val="1F497D"/>
           <w:sz w:val="18"/>
         </w:rPr>
-        <w:t xml:space="preserve">             |</w:t>
+        <w:t xml:space="preserve">          Next.js Frontend (Vercel)</w:t>
       </w:r>
     </w:p>
     <w:p>
       <w:pPr>
-        <w:pStyle w:val="NoSpacing"/>
-        <w:ind w:left="567"/>
+        <w:pStyle w:val="Heading2"/>
       </w:pPr>
       <w:r>
-        <w:rPr>
-          <w:rFonts w:ascii="Courier New" w:hAnsi="Courier New"/>
-          <w:color w:val="1F497D"/>
-          <w:sz w:val="18"/>
-        </w:rPr>
-        <w:t xml:space="preserve">       FastAPI REST (Railway)</w:t>
-      </w:r>
-    </w:p>
-    <w:p>
-      <w:pPr>
-        <w:pStyle w:val="NoSpacing"/>
-        <w:ind w:left="567"/>
-      </w:pPr>
-      <w:r>
-        <w:rPr>
-          <w:rFonts w:ascii="Courier New" w:hAnsi="Courier New"/>
-          <w:color w:val="1F497D"/>
-          <w:sz w:val="18"/>
-        </w:rPr>
-        <w:t xml:space="preserve">             |</w:t>
-      </w:r>
-    </w:p>
-    <w:p>
-      <w:pPr>
-        <w:pStyle w:val="NoSpacing"/>
-        <w:ind w:left="567"/>
-      </w:pPr>
-      <w:r>
-        <w:rPr>
-          <w:rFonts w:ascii="Courier New" w:hAnsi="Courier New"/>
-          <w:color w:val="1F497D"/>
-          <w:sz w:val="18"/>
-        </w:rPr>
-        <w:t xml:space="preserve">       Next.js Frontend (Vercel)</w:t>
-      </w:r>
-    </w:p>
-    <w:p/>
-    <w:p>
-      <w:pPr>
-        <w:pStyle w:val="Heading2"/>
-      </w:pPr>
-      <w:r>
-        <w:rPr>
-          <w:color w:val="2E75B6"/>
-        </w:rPr>
         <w:t>3.2 Flujo de Datos por Ticker</w:t>
       </w:r>
     </w:p>
     <w:p>
-      <w:pPr>
-        <w:pStyle w:val="NoSpacing"/>
-        <w:ind w:left="567"/>
-      </w:pPr>
       <w:r>
-        <w:rPr>
-          <w:rFonts w:ascii="Courier New" w:hAnsi="Courier New"/>
-          <w:color w:val="1F497D"/>
-          <w:sz w:val="18"/>
-        </w:rPr>
         <w:t>Para cada uno de los ~604 tickers del universo (diario, 06:00 UTC):</w:t>
       </w:r>
     </w:p>
     <w:p>
       <w:pPr>
-        <w:pStyle w:val="NoSpacing"/>
-        <w:ind w:left="567"/>
+        <w:pStyle w:val="ListBullet"/>
       </w:pPr>
       <w:r>
-        <w:rPr>
-          <w:rFonts w:ascii="Courier New" w:hAnsi="Courier New"/>
-          <w:color w:val="1F497D"/>
-          <w:sz w:val="18"/>
-        </w:rPr>
+        <w:t>OHLCV Semanal ← Alpaca Bars API — 104 semanas de barras diarias → resample a W-FRI</w:t>
       </w:r>
     </w:p>
     <w:p>
       <w:pPr>
-        <w:pStyle w:val="NoSpacing"/>
-        <w:ind w:left="567"/>
+        <w:pStyle w:val="ListBullet"/>
       </w:pPr>
       <w:r>
-        <w:rPr>
-          <w:rFonts w:ascii="Courier New" w:hAnsi="Courier New"/>
-          <w:color w:val="1F497D"/>
-          <w:sz w:val="18"/>
-        </w:rPr>
-        <w:t xml:space="preserve">  1. OHLCV Semanal  &lt;-- Alpaca Bars API</w:t>
+        <w:t>Análisis Weinstein — MA30 semanal + pendiente → Stage 1/2/3/4. Bonus: detección transición Stage 1→2 con volumen ≥2x y RSI(14) &gt; 50 en semana de cruce</w:t>
       </w:r>
     </w:p>
     <w:p>
       <w:pPr>
-        <w:pStyle w:val="NoSpacing"/>
-        <w:ind w:left="567"/>
+        <w:pStyle w:val="ListBullet"/>
       </w:pPr>
       <w:r>
-        <w:rPr>
-          <w:rFonts w:ascii="Courier New" w:hAnsi="Courier New"/>
-          <w:color w:val="1F497D"/>
-          <w:sz w:val="18"/>
-        </w:rPr>
-        <w:t xml:space="preserve">     104 semanas de barras diarias -&gt; resample a W-FRI</w:t>
+        <w:t>SEC EDGAR (1 sola petición HTTP por ticker) — EPS Diluido 10-Q y 10-K → Criterios C y A; Shares Outstanding hist. → Criterio S (buyback)</w:t>
       </w:r>
     </w:p>
     <w:p>
       <w:pPr>
-        <w:pStyle w:val="NoSpacing"/>
-        <w:ind w:left="567"/>
+        <w:pStyle w:val="ListBullet"/>
       </w:pPr>
       <w:r>
-        <w:rPr>
-          <w:rFonts w:ascii="Courier New" w:hAnsi="Courier New"/>
-          <w:color w:val="1F497D"/>
-          <w:sz w:val="18"/>
-        </w:rPr>
+        <w:t>Evaluación CAN SLIM (7 criterios) — ver tabla en sección 4</w:t>
       </w:r>
     </w:p>
     <w:p>
       <w:pPr>
-        <w:pStyle w:val="NoSpacing"/>
-        <w:ind w:left="567"/>
+        <w:pStyle w:val="ListBullet"/>
       </w:pPr>
       <w:r>
-        <w:rPr>
-          <w:rFonts w:ascii="Courier New" w:hAnsi="Courier New"/>
-          <w:color w:val="1F497D"/>
-          <w:sz w:val="18"/>
-        </w:rPr>
-        <w:t xml:space="preserve">  2. Analisis Weinstein</w:t>
+        <w:t>Score Combinado: Weinstein (50 pts) + CAN SLIM (50 pts) = 0-100</w:t>
       </w:r>
     </w:p>
     <w:p>
       <w:pPr>
-        <w:pStyle w:val="NoSpacing"/>
-        <w:ind w:left="567"/>
+        <w:pStyle w:val="ListBullet"/>
       </w:pPr>
       <w:r>
-        <w:rPr>
-          <w:rFonts w:ascii="Courier New" w:hAnsi="Courier New"/>
-          <w:color w:val="1F497D"/>
-          <w:sz w:val="18"/>
-        </w:rPr>
-        <w:t xml:space="preserve">     MA30 semanal + pendiente -&gt; Stage 1/2/3/4</w:t>
+        <w:t>Persistencia en PostgreSQL — opportunities (score + criterios JSON, 1 fila/ticker/día); price_snapshots (OHLCV semanal histórico acumulado)</w:t>
       </w:r>
     </w:p>
     <w:p>
       <w:pPr>
-        <w:pStyle w:val="NoSpacing"/>
-        <w:ind w:left="567"/>
+        <w:pStyle w:val="ListBullet"/>
       </w:pPr>
       <w:r>
-        <w:rPr>
-          <w:rFonts w:ascii="Courier New" w:hAnsi="Courier New"/>
-          <w:color w:val="1F497D"/>
-          <w:sz w:val="18"/>
-        </w:rPr>
-        <w:t xml:space="preserve">     Bonus: deteccion transicion Stage 1-&gt;2 con volumen confirmado</w:t>
+        <w:t>Explicación IA (solo si score ≥ 40, máx 50/corrida) — Claude Sonnet → texto en español → tabla explanations</w:t>
       </w:r>
     </w:p>
     <w:p>
       <w:pPr>
-        <w:pStyle w:val="NoSpacing"/>
-        <w:ind w:left="567"/>
+        <w:pStyle w:val="Heading2"/>
       </w:pPr>
       <w:r>
-        <w:rPr>
-          <w:rFonts w:ascii="Courier New" w:hAnsi="Courier New"/>
-          <w:color w:val="1F497D"/>
-          <w:sz w:val="18"/>
-        </w:rPr>
-      </w:r>
-    </w:p>
-    <w:p>
-      <w:pPr>
-        <w:pStyle w:val="NoSpacing"/>
-        <w:ind w:left="567"/>
-      </w:pPr>
-      <w:r>
-        <w:rPr>
-          <w:rFonts w:ascii="Courier New" w:hAnsi="Courier New"/>
-          <w:color w:val="1F497D"/>
-          <w:sz w:val="18"/>
-        </w:rPr>
-        <w:t xml:space="preserve">  3. SEC EDGAR (1 sola peticion HTTP por ticker)</w:t>
-      </w:r>
-    </w:p>
-    <w:p>
-      <w:pPr>
-        <w:pStyle w:val="NoSpacing"/>
-        <w:ind w:left="567"/>
-      </w:pPr>
-      <w:r>
-        <w:rPr>
-          <w:rFonts w:ascii="Courier New" w:hAnsi="Courier New"/>
-          <w:color w:val="1F497D"/>
-          <w:sz w:val="18"/>
-        </w:rPr>
-        <w:t xml:space="preserve">     EPS Diluido 10-Q y 10-K  -&gt; Criterios C y A</w:t>
-      </w:r>
-    </w:p>
-    <w:p>
-      <w:pPr>
-        <w:pStyle w:val="NoSpacing"/>
-        <w:ind w:left="567"/>
-      </w:pPr>
-      <w:r>
-        <w:rPr>
-          <w:rFonts w:ascii="Courier New" w:hAnsi="Courier New"/>
-          <w:color w:val="1F497D"/>
-          <w:sz w:val="18"/>
-        </w:rPr>
-        <w:t xml:space="preserve">     Shares Outstanding hist. -&gt; Criterio S (buyback)</w:t>
-      </w:r>
-    </w:p>
-    <w:p>
-      <w:pPr>
-        <w:pStyle w:val="NoSpacing"/>
-        <w:ind w:left="567"/>
-      </w:pPr>
-      <w:r>
-        <w:rPr>
-          <w:rFonts w:ascii="Courier New" w:hAnsi="Courier New"/>
-          <w:color w:val="1F497D"/>
-          <w:sz w:val="18"/>
-        </w:rPr>
-      </w:r>
-    </w:p>
-    <w:p>
-      <w:pPr>
-        <w:pStyle w:val="NoSpacing"/>
-        <w:ind w:left="567"/>
-      </w:pPr>
-      <w:r>
-        <w:rPr>
-          <w:rFonts w:ascii="Courier New" w:hAnsi="Courier New"/>
-          <w:color w:val="1F497D"/>
-          <w:sz w:val="18"/>
-        </w:rPr>
-        <w:t xml:space="preserve">  4. Evaluacion CAN SLIM (7 criterios)</w:t>
-      </w:r>
-    </w:p>
-    <w:p>
-      <w:pPr>
-        <w:pStyle w:val="NoSpacing"/>
-        <w:ind w:left="567"/>
-      </w:pPr>
-      <w:r>
-        <w:rPr>
-          <w:rFonts w:ascii="Courier New" w:hAnsi="Courier New"/>
-          <w:color w:val="1F497D"/>
-          <w:sz w:val="18"/>
-        </w:rPr>
-        <w:t xml:space="preserve">     C: EPS Trimestral YoY &gt;= 25%   (SEC EDGAR 10-Q)</w:t>
-      </w:r>
-    </w:p>
-    <w:p>
-      <w:pPr>
-        <w:pStyle w:val="NoSpacing"/>
-        <w:ind w:left="567"/>
-      </w:pPr>
-      <w:r>
-        <w:rPr>
-          <w:rFonts w:ascii="Courier New" w:hAnsi="Courier New"/>
-          <w:color w:val="1F497D"/>
-          <w:sz w:val="18"/>
-        </w:rPr>
-        <w:t xml:space="preserve">     A: EPS Anual &gt;= 25%            (SEC EDGAR 10-K)</w:t>
-      </w:r>
-    </w:p>
-    <w:p>
-      <w:pPr>
-        <w:pStyle w:val="NoSpacing"/>
-        <w:ind w:left="567"/>
-      </w:pPr>
-      <w:r>
-        <w:rPr>
-          <w:rFonts w:ascii="Courier New" w:hAnsi="Courier New"/>
-          <w:color w:val="1F497D"/>
-          <w:sz w:val="18"/>
-        </w:rPr>
-        <w:t xml:space="preserve">     N: Cerca de maximo 52s + vol   (OHLCV)</w:t>
-      </w:r>
-    </w:p>
-    <w:p>
-      <w:pPr>
-        <w:pStyle w:val="NoSpacing"/>
-        <w:ind w:left="567"/>
-      </w:pPr>
-      <w:r>
-        <w:rPr>
-          <w:rFonts w:ascii="Courier New" w:hAnsi="Courier New"/>
-          <w:color w:val="1F497D"/>
-          <w:sz w:val="18"/>
-        </w:rPr>
-        <w:t xml:space="preserve">     S: Buyback / shares bajando    (SEC EDGAR)</w:t>
-      </w:r>
-    </w:p>
-    <w:p>
-      <w:pPr>
-        <w:pStyle w:val="NoSpacing"/>
-        <w:ind w:left="567"/>
-      </w:pPr>
-      <w:r>
-        <w:rPr>
-          <w:rFonts w:ascii="Courier New" w:hAnsi="Courier New"/>
-          <w:color w:val="1F497D"/>
-          <w:sz w:val="18"/>
-        </w:rPr>
-        <w:t xml:space="preserve">     L: Outperforma SPY 52 semanas  (OHLCV vs benchmark)</w:t>
-      </w:r>
-    </w:p>
-    <w:p>
-      <w:pPr>
-        <w:pStyle w:val="NoSpacing"/>
-        <w:ind w:left="567"/>
-      </w:pPr>
-      <w:r>
-        <w:rPr>
-          <w:rFonts w:ascii="Courier New" w:hAnsi="Courier New"/>
-          <w:color w:val="1F497D"/>
-          <w:sz w:val="18"/>
-        </w:rPr>
-        <w:t xml:space="preserve">     I: Tenencia institucional      (no disp. free tier -&gt; None)</w:t>
-      </w:r>
-    </w:p>
-    <w:p>
-      <w:pPr>
-        <w:pStyle w:val="NoSpacing"/>
-        <w:ind w:left="567"/>
-      </w:pPr>
-      <w:r>
-        <w:rPr>
-          <w:rFonts w:ascii="Courier New" w:hAnsi="Courier New"/>
-          <w:color w:val="1F497D"/>
-          <w:sz w:val="18"/>
-        </w:rPr>
-        <w:t xml:space="preserve">     M: Mercado en Stage 2          (Weinstein sobre SPY)</w:t>
-      </w:r>
-    </w:p>
-    <w:p>
-      <w:pPr>
-        <w:pStyle w:val="NoSpacing"/>
-        <w:ind w:left="567"/>
-      </w:pPr>
-      <w:r>
-        <w:rPr>
-          <w:rFonts w:ascii="Courier New" w:hAnsi="Courier New"/>
-          <w:color w:val="1F497D"/>
-          <w:sz w:val="18"/>
-        </w:rPr>
-      </w:r>
-    </w:p>
-    <w:p>
-      <w:pPr>
-        <w:pStyle w:val="NoSpacing"/>
-        <w:ind w:left="567"/>
-      </w:pPr>
-      <w:r>
-        <w:rPr>
-          <w:rFonts w:ascii="Courier New" w:hAnsi="Courier New"/>
-          <w:color w:val="1F497D"/>
-          <w:sz w:val="18"/>
-        </w:rPr>
-        <w:t xml:space="preserve">  5. Score Combinado</w:t>
-      </w:r>
-    </w:p>
-    <w:p>
-      <w:pPr>
-        <w:pStyle w:val="NoSpacing"/>
-        <w:ind w:left="567"/>
-      </w:pPr>
-      <w:r>
-        <w:rPr>
-          <w:rFonts w:ascii="Courier New" w:hAnsi="Courier New"/>
-          <w:color w:val="1F497D"/>
-          <w:sz w:val="18"/>
-        </w:rPr>
-        <w:t xml:space="preserve">     Weinstein (50 pts) + CAN SLIM (50 pts) = 0-100</w:t>
-      </w:r>
-    </w:p>
-    <w:p>
-      <w:pPr>
-        <w:pStyle w:val="NoSpacing"/>
-        <w:ind w:left="567"/>
-      </w:pPr>
-      <w:r>
-        <w:rPr>
-          <w:rFonts w:ascii="Courier New" w:hAnsi="Courier New"/>
-          <w:color w:val="1F497D"/>
-          <w:sz w:val="18"/>
-        </w:rPr>
-      </w:r>
-    </w:p>
-    <w:p>
-      <w:pPr>
-        <w:pStyle w:val="NoSpacing"/>
-        <w:ind w:left="567"/>
-      </w:pPr>
-      <w:r>
-        <w:rPr>
-          <w:rFonts w:ascii="Courier New" w:hAnsi="Courier New"/>
-          <w:color w:val="1F497D"/>
-          <w:sz w:val="18"/>
-        </w:rPr>
-        <w:t xml:space="preserve">  6. Persistencia en PostgreSQL</w:t>
-      </w:r>
-    </w:p>
-    <w:p>
-      <w:pPr>
-        <w:pStyle w:val="NoSpacing"/>
-        <w:ind w:left="567"/>
-      </w:pPr>
-      <w:r>
-        <w:rPr>
-          <w:rFonts w:ascii="Courier New" w:hAnsi="Courier New"/>
-          <w:color w:val="1F497D"/>
-          <w:sz w:val="18"/>
-        </w:rPr>
-        <w:t xml:space="preserve">     opportunities   (score + criterios JSON, 1 fila/ticker/dia)</w:t>
-      </w:r>
-    </w:p>
-    <w:p>
-      <w:pPr>
-        <w:pStyle w:val="NoSpacing"/>
-        <w:ind w:left="567"/>
-      </w:pPr>
-      <w:r>
-        <w:rPr>
-          <w:rFonts w:ascii="Courier New" w:hAnsi="Courier New"/>
-          <w:color w:val="1F497D"/>
-          <w:sz w:val="18"/>
-        </w:rPr>
-        <w:t xml:space="preserve">     price_snapshots (OHLCV semanal historico acumulado)</w:t>
-      </w:r>
-    </w:p>
-    <w:p>
-      <w:pPr>
-        <w:pStyle w:val="NoSpacing"/>
-        <w:ind w:left="567"/>
-      </w:pPr>
-      <w:r>
-        <w:rPr>
-          <w:rFonts w:ascii="Courier New" w:hAnsi="Courier New"/>
-          <w:color w:val="1F497D"/>
-          <w:sz w:val="18"/>
-        </w:rPr>
-      </w:r>
-    </w:p>
-    <w:p>
-      <w:pPr>
-        <w:pStyle w:val="NoSpacing"/>
-        <w:ind w:left="567"/>
-      </w:pPr>
-      <w:r>
-        <w:rPr>
-          <w:rFonts w:ascii="Courier New" w:hAnsi="Courier New"/>
-          <w:color w:val="1F497D"/>
-          <w:sz w:val="18"/>
-        </w:rPr>
-        <w:t xml:space="preserve">  7. Explicacion IA (solo si score &gt;= 40, max 50/corrida)</w:t>
-      </w:r>
-    </w:p>
-    <w:p>
-      <w:pPr>
-        <w:pStyle w:val="NoSpacing"/>
-        <w:ind w:left="567"/>
-      </w:pPr>
-      <w:r>
-        <w:rPr>
-          <w:rFonts w:ascii="Courier New" w:hAnsi="Courier New"/>
-          <w:color w:val="1F497D"/>
-          <w:sz w:val="18"/>
-        </w:rPr>
-        <w:t xml:space="preserve">     Claude Sonnet -&gt; texto en espanol -&gt; tabla explanations</w:t>
-      </w:r>
-    </w:p>
-    <w:p/>
-    <w:p>
-      <w:pPr>
-        <w:pStyle w:val="Heading2"/>
-      </w:pPr>
-      <w:r>
-        <w:rPr>
-          <w:color w:val="2E75B6"/>
-        </w:rPr>
         <w:t>3.3 Modelo de Datos</w:t>
       </w:r>
     </w:p>
     <w:p>
       <w:pPr>
-        <w:pStyle w:val="NoSpacing"/>
-        <w:ind w:left="567"/>
+        <w:ind w:left="576"/>
       </w:pPr>
       <w:r>
         <w:rPr>
           <w:rFonts w:ascii="Courier New" w:hAnsi="Courier New"/>
-          <w:color w:val="1F497D"/>
           <w:sz w:val="18"/>
         </w:rPr>
         <w:t>tickers</w:t>
@@ -1144,13 +777,11 @@
     </w:p>
     <w:p>
       <w:pPr>
-        <w:pStyle w:val="NoSpacing"/>
-        <w:ind w:left="567"/>
+        <w:ind w:left="576"/>
       </w:pPr>
       <w:r>
         <w:rPr>
           <w:rFonts w:ascii="Courier New" w:hAnsi="Courier New"/>
-          <w:color w:val="1F497D"/>
           <w:sz w:val="18"/>
         </w:rPr>
         <w:t xml:space="preserve">  id | symbol | name | sector | universe | is_active</w:t>
@@ -1158,40 +789,34 @@
     </w:p>
     <w:p>
       <w:pPr>
-        <w:pStyle w:val="NoSpacing"/>
-        <w:ind w:left="567"/>
+        <w:ind w:left="576"/>
       </w:pPr>
       <w:r>
         <w:rPr>
           <w:rFonts w:ascii="Courier New" w:hAnsi="Courier New"/>
-          <w:color w:val="1F497D"/>
           <w:sz w:val="18"/>
         </w:rPr>
       </w:r>
     </w:p>
     <w:p>
       <w:pPr>
-        <w:pStyle w:val="NoSpacing"/>
-        <w:ind w:left="567"/>
+        <w:ind w:left="576"/>
       </w:pPr>
       <w:r>
         <w:rPr>
           <w:rFonts w:ascii="Courier New" w:hAnsi="Courier New"/>
-          <w:color w:val="1F497D"/>
           <w:sz w:val="18"/>
         </w:rPr>
-        <w:t>price_snapshots          &lt;- historico OHLCV semanal acumulado</w:t>
+        <w:t>price_snapshots  ← histórico OHLCV semanal acumulado</w:t>
       </w:r>
     </w:p>
     <w:p>
       <w:pPr>
-        <w:pStyle w:val="NoSpacing"/>
-        <w:ind w:left="567"/>
+        <w:ind w:left="576"/>
       </w:pPr>
       <w:r>
         <w:rPr>
           <w:rFonts w:ascii="Courier New" w:hAnsi="Courier New"/>
-          <w:color w:val="1F497D"/>
           <w:sz w:val="18"/>
         </w:rPr>
         <w:t xml:space="preserve">  id | ticker_id | date | open | high | low | close | volume</w:t>
@@ -1199,13 +824,11 @@
     </w:p>
     <w:p>
       <w:pPr>
-        <w:pStyle w:val="NoSpacing"/>
-        <w:ind w:left="567"/>
+        <w:ind w:left="576"/>
       </w:pPr>
       <w:r>
         <w:rPr>
           <w:rFonts w:ascii="Courier New" w:hAnsi="Courier New"/>
-          <w:color w:val="1F497D"/>
           <w:sz w:val="18"/>
         </w:rPr>
         <w:t xml:space="preserve">  UNIQUE (ticker_id, date)</w:t>
@@ -1213,40 +836,34 @@
     </w:p>
     <w:p>
       <w:pPr>
-        <w:pStyle w:val="NoSpacing"/>
-        <w:ind w:left="567"/>
+        <w:ind w:left="576"/>
       </w:pPr>
       <w:r>
         <w:rPr>
           <w:rFonts w:ascii="Courier New" w:hAnsi="Courier New"/>
-          <w:color w:val="1F497D"/>
           <w:sz w:val="18"/>
         </w:rPr>
       </w:r>
     </w:p>
     <w:p>
       <w:pPr>
-        <w:pStyle w:val="NoSpacing"/>
-        <w:ind w:left="567"/>
+        <w:ind w:left="576"/>
       </w:pPr>
       <w:r>
         <w:rPr>
           <w:rFonts w:ascii="Courier New" w:hAnsi="Courier New"/>
-          <w:color w:val="1F497D"/>
           <w:sz w:val="18"/>
         </w:rPr>
-        <w:t>opportunities            &lt;- 1 fila por ticker por dia</w:t>
+        <w:t>opportunities  ← 1 fila por ticker por día</w:t>
       </w:r>
     </w:p>
     <w:p>
       <w:pPr>
-        <w:pStyle w:val="NoSpacing"/>
-        <w:ind w:left="567"/>
+        <w:ind w:left="576"/>
       </w:pPr>
       <w:r>
         <w:rPr>
           <w:rFonts w:ascii="Courier New" w:hAnsi="Courier New"/>
-          <w:color w:val="1F497D"/>
           <w:sz w:val="18"/>
         </w:rPr>
         <w:t xml:space="preserve">  id | ticker_id | run_date</w:t>
@@ -1254,13 +871,11 @@
     </w:p>
     <w:p>
       <w:pPr>
-        <w:pStyle w:val="NoSpacing"/>
-        <w:ind w:left="567"/>
+        <w:ind w:left="576"/>
       </w:pPr>
       <w:r>
         <w:rPr>
           <w:rFonts w:ascii="Courier New" w:hAnsi="Courier New"/>
-          <w:color w:val="1F497D"/>
           <w:sz w:val="18"/>
         </w:rPr>
         <w:t xml:space="preserve">  weinstein_stage | weinstein_transition | weeks_in_stage</w:t>
@@ -1268,27 +883,23 @@
     </w:p>
     <w:p>
       <w:pPr>
-        <w:pStyle w:val="NoSpacing"/>
-        <w:ind w:left="567"/>
+        <w:ind w:left="576"/>
       </w:pPr>
       <w:r>
         <w:rPr>
           <w:rFonts w:ascii="Courier New" w:hAnsi="Courier New"/>
-          <w:color w:val="1F497D"/>
           <w:sz w:val="18"/>
         </w:rPr>
-        <w:t xml:space="preserve">  weinstein_ma_slope_pct | weinstein_relative_volume</w:t>
+        <w:t xml:space="preserve">  weinstein_ma_slope_pct | weinstein_relative_volume | weinstein_rsi  ← NUEVO</w:t>
       </w:r>
     </w:p>
     <w:p>
       <w:pPr>
-        <w:pStyle w:val="NoSpacing"/>
-        <w:ind w:left="567"/>
+        <w:ind w:left="576"/>
       </w:pPr>
       <w:r>
         <w:rPr>
           <w:rFonts w:ascii="Courier New" w:hAnsi="Courier New"/>
-          <w:color w:val="1F497D"/>
           <w:sz w:val="18"/>
         </w:rPr>
         <w:t xml:space="preserve">  canslim_criteria (JSON) | canslim_score</w:t>
@@ -1296,13 +907,11 @@
     </w:p>
     <w:p>
       <w:pPr>
-        <w:pStyle w:val="NoSpacing"/>
-        <w:ind w:left="567"/>
+        <w:ind w:left="576"/>
       </w:pPr>
       <w:r>
         <w:rPr>
           <w:rFonts w:ascii="Courier New" w:hAnsi="Courier New"/>
-          <w:color w:val="1F497D"/>
           <w:sz w:val="18"/>
         </w:rPr>
         <w:t xml:space="preserve">  combined_score | risk_bucket</w:t>
@@ -1310,13 +919,11 @@
     </w:p>
     <w:p>
       <w:pPr>
-        <w:pStyle w:val="NoSpacing"/>
-        <w:ind w:left="567"/>
+        <w:ind w:left="576"/>
       </w:pPr>
       <w:r>
         <w:rPr>
           <w:rFonts w:ascii="Courier New" w:hAnsi="Courier New"/>
-          <w:color w:val="1F497D"/>
           <w:sz w:val="18"/>
         </w:rPr>
         <w:t xml:space="preserve">  UNIQUE (ticker_id, run_date)</w:t>
@@ -1324,40 +931,93 @@
     </w:p>
     <w:p>
       <w:pPr>
-        <w:pStyle w:val="NoSpacing"/>
-        <w:ind w:left="567"/>
+        <w:ind w:left="576"/>
       </w:pPr>
       <w:r>
         <w:rPr>
           <w:rFonts w:ascii="Courier New" w:hAnsi="Courier New"/>
-          <w:color w:val="1F497D"/>
           <w:sz w:val="18"/>
         </w:rPr>
       </w:r>
     </w:p>
     <w:p>
       <w:pPr>
-        <w:pStyle w:val="NoSpacing"/>
-        <w:ind w:left="567"/>
+        <w:ind w:left="576"/>
       </w:pPr>
       <w:r>
         <w:rPr>
           <w:rFonts w:ascii="Courier New" w:hAnsi="Courier New"/>
-          <w:color w:val="1F497D"/>
           <w:sz w:val="18"/>
         </w:rPr>
-        <w:t>explanations             &lt;- texto IA por ticker/dia</w:t>
+        <w:t>institutional_holdings  ← NUEVA TABLA (datos 13F-HR SEC)</w:t>
       </w:r>
     </w:p>
     <w:p>
       <w:pPr>
-        <w:pStyle w:val="NoSpacing"/>
-        <w:ind w:left="567"/>
+        <w:ind w:left="576"/>
       </w:pPr>
       <w:r>
         <w:rPr>
           <w:rFonts w:ascii="Courier New" w:hAnsi="Courier New"/>
-          <w:color w:val="1F497D"/>
+          <w:sz w:val="18"/>
+        </w:rPr>
+        <w:t xml:space="preserve">  id | ticker_id | quarter | institution_cik</w:t>
+      </w:r>
+    </w:p>
+    <w:p>
+      <w:pPr>
+        <w:ind w:left="576"/>
+      </w:pPr>
+      <w:r>
+        <w:rPr>
+          <w:rFonts w:ascii="Courier New" w:hAnsi="Courier New"/>
+          <w:sz w:val="18"/>
+        </w:rPr>
+        <w:t xml:space="preserve">  institution_name | shares | value_usd_k</w:t>
+      </w:r>
+    </w:p>
+    <w:p>
+      <w:pPr>
+        <w:ind w:left="576"/>
+      </w:pPr>
+      <w:r>
+        <w:rPr>
+          <w:rFonts w:ascii="Courier New" w:hAnsi="Courier New"/>
+          <w:sz w:val="18"/>
+        </w:rPr>
+        <w:t xml:space="preserve">  UNIQUE (ticker_id, quarter, institution_cik)</w:t>
+      </w:r>
+    </w:p>
+    <w:p>
+      <w:pPr>
+        <w:ind w:left="576"/>
+      </w:pPr>
+      <w:r>
+        <w:rPr>
+          <w:rFonts w:ascii="Courier New" w:hAnsi="Courier New"/>
+          <w:sz w:val="18"/>
+        </w:rPr>
+      </w:r>
+    </w:p>
+    <w:p>
+      <w:pPr>
+        <w:ind w:left="576"/>
+      </w:pPr>
+      <w:r>
+        <w:rPr>
+          <w:rFonts w:ascii="Courier New" w:hAnsi="Courier New"/>
+          <w:sz w:val="18"/>
+        </w:rPr>
+        <w:t>explanations  ← texto IA por ticker/día</w:t>
+      </w:r>
+    </w:p>
+    <w:p>
+      <w:pPr>
+        <w:ind w:left="576"/>
+      </w:pPr>
+      <w:r>
+        <w:rPr>
+          <w:rFonts w:ascii="Courier New" w:hAnsi="Courier New"/>
           <w:sz w:val="18"/>
         </w:rPr>
         <w:t xml:space="preserve">  id | ticker_id | run_date | text | model_used</w:t>
@@ -1365,27 +1025,21 @@
     </w:p>
     <w:p>
       <w:pPr>
-        <w:pStyle w:val="NoSpacing"/>
-        <w:ind w:left="567"/>
+        <w:ind w:left="576"/>
       </w:pPr>
       <w:r>
         <w:rPr>
           <w:rFonts w:ascii="Courier New" w:hAnsi="Courier New"/>
-          <w:color w:val="1F497D"/>
           <w:sz w:val="18"/>
         </w:rPr>
         <w:t xml:space="preserve">  combined_score_at_generation | created_at</w:t>
       </w:r>
     </w:p>
-    <w:p/>
     <w:p>
       <w:pPr>
         <w:pStyle w:val="Heading1"/>
       </w:pPr>
       <w:r>
-        <w:rPr>
-          <w:color w:val="1F4E79"/>
-        </w:rPr>
         <w:t>4. Sistema de Scoring</w:t>
       </w:r>
     </w:p>
@@ -1394,9 +1048,6 @@
         <w:pStyle w:val="Heading2"/>
       </w:pPr>
       <w:r>
-        <w:rPr>
-          <w:color w:val="2E75B6"/>
-        </w:rPr>
         <w:t>4.1 Weinstein (0-50 puntos)</w:t>
       </w:r>
     </w:p>
@@ -1414,32 +1065,112 @@
         <w:tc>
           <w:tcPr>
             <w:tcW w:type="dxa" w:w="4320"/>
-            <w:shd w:val="clear" w:color="auto" w:fill="2E75B6"/>
           </w:tcPr>
           <w:p>
             <w:r>
               <w:rPr>
                 <w:b/>
-                <w:color w:val="FFFFFF"/>
               </w:rPr>
-              <w:t>Condicion</w:t>
+              <w:t>Condición</w:t>
             </w:r>
           </w:p>
         </w:tc>
         <w:tc>
           <w:tcPr>
             <w:tcW w:type="dxa" w:w="4320"/>
-            <w:shd w:val="clear" w:color="auto" w:fill="2E75B6"/>
           </w:tcPr>
           <w:p>
             <w:r>
               <w:rPr>
                 <w:b/>
-                <w:color w:val="FFFFFF"/>
               </w:rPr>
               <w:t>Puntos</w:t>
             </w:r>
           </w:p>
+        </w:tc>
+      </w:tr>
+      <w:tr>
+        <w:tc>
+          <w:tcPr>
+            <w:tcW w:type="dxa" w:w="4320"/>
+          </w:tcPr>
+          <w:p/>
+        </w:tc>
+        <w:tc>
+          <w:tcPr>
+            <w:tcW w:type="dxa" w:w="4320"/>
+          </w:tcPr>
+          <w:p/>
+        </w:tc>
+      </w:tr>
+      <w:tr>
+        <w:tc>
+          <w:tcPr>
+            <w:tcW w:type="dxa" w:w="4320"/>
+          </w:tcPr>
+          <w:p/>
+        </w:tc>
+        <w:tc>
+          <w:tcPr>
+            <w:tcW w:type="dxa" w:w="4320"/>
+          </w:tcPr>
+          <w:p/>
+        </w:tc>
+      </w:tr>
+      <w:tr>
+        <w:tc>
+          <w:tcPr>
+            <w:tcW w:type="dxa" w:w="4320"/>
+          </w:tcPr>
+          <w:p/>
+        </w:tc>
+        <w:tc>
+          <w:tcPr>
+            <w:tcW w:type="dxa" w:w="4320"/>
+          </w:tcPr>
+          <w:p/>
+        </w:tc>
+      </w:tr>
+      <w:tr>
+        <w:tc>
+          <w:tcPr>
+            <w:tcW w:type="dxa" w:w="4320"/>
+          </w:tcPr>
+          <w:p/>
+        </w:tc>
+        <w:tc>
+          <w:tcPr>
+            <w:tcW w:type="dxa" w:w="4320"/>
+          </w:tcPr>
+          <w:p/>
+        </w:tc>
+      </w:tr>
+      <w:tr>
+        <w:tc>
+          <w:tcPr>
+            <w:tcW w:type="dxa" w:w="4320"/>
+          </w:tcPr>
+          <w:p/>
+        </w:tc>
+        <w:tc>
+          <w:tcPr>
+            <w:tcW w:type="dxa" w:w="4320"/>
+          </w:tcPr>
+          <w:p/>
+        </w:tc>
+      </w:tr>
+      <w:tr>
+        <w:tc>
+          <w:tcPr>
+            <w:tcW w:type="dxa" w:w="4320"/>
+          </w:tcPr>
+          <w:p/>
+        </w:tc>
+        <w:tc>
+          <w:tcPr>
+            <w:tcW w:type="dxa" w:w="4320"/>
+          </w:tcPr>
+          <w:p/>
         </w:tc>
       </w:tr>
       <w:tr>
@@ -1468,18 +1199,16 @@
         <w:tc>
           <w:tcPr>
             <w:tcW w:type="dxa" w:w="4320"/>
-            <w:shd w:val="clear" w:color="auto" w:fill="DEEAF1"/>
           </w:tcPr>
           <w:p>
             <w:r>
-              <w:t>Stage 1 (base, acumulacion)</w:t>
+              <w:t>Stage 1 (base, acumulación)</w:t>
             </w:r>
           </w:p>
         </w:tc>
         <w:tc>
           <w:tcPr>
             <w:tcW w:type="dxa" w:w="4320"/>
-            <w:shd w:val="clear" w:color="auto" w:fill="DEEAF1"/>
           </w:tcPr>
           <w:p>
             <w:r>
@@ -1514,7 +1243,6 @@
         <w:tc>
           <w:tcPr>
             <w:tcW w:type="dxa" w:w="4320"/>
-            <w:shd w:val="clear" w:color="auto" w:fill="DEEAF1"/>
           </w:tcPr>
           <w:p>
             <w:r>
@@ -1525,7 +1253,6 @@
         <w:tc>
           <w:tcPr>
             <w:tcW w:type="dxa" w:w="4320"/>
-            <w:shd w:val="clear" w:color="auto" w:fill="DEEAF1"/>
           </w:tcPr>
           <w:p>
             <w:r>
@@ -1541,7 +1268,7 @@
           </w:tcPr>
           <w:p>
             <w:r>
-              <w:t>Bonus: transicion 1-&gt;2 con volumen confirmado</w:t>
+              <w:t>Bonus: transición 1→2 con volumen ≥2x Y RSI(14)&gt;50</w:t>
             </w:r>
           </w:p>
         </w:tc>
@@ -1560,18 +1287,16 @@
         <w:tc>
           <w:tcPr>
             <w:tcW w:type="dxa" w:w="4320"/>
-            <w:shd w:val="clear" w:color="auto" w:fill="DEEAF1"/>
           </w:tcPr>
           <w:p>
             <w:r>
-              <w:t>Bonus: semanas en Stage 2 (maximo 5 semanas)</w:t>
+              <w:t>Bonus: semanas en Stage 2 (máximo 5 semanas)</w:t>
             </w:r>
           </w:p>
         </w:tc>
         <w:tc>
           <w:tcPr>
             <w:tcW w:type="dxa" w:w="4320"/>
-            <w:shd w:val="clear" w:color="auto" w:fill="DEEAF1"/>
           </w:tcPr>
           <w:p>
             <w:r>
@@ -1583,19 +1308,21 @@
     </w:tbl>
     <w:p/>
     <w:p>
+      <w:r>
+        <w:t>⚠️ Condiciones bloqueantes para señal Stage 1→2: el volumen en la semana del cruce debe ser ≥2x la media (antes era 1.5x) Y el RSI(14) Wilder debe estar por encima de 50. Si cualquiera falla, is_transition = False aunque el precio haya cruzado la MA30.</w:t>
+      </w:r>
+    </w:p>
+    <w:p>
       <w:pPr>
         <w:pStyle w:val="Heading2"/>
       </w:pPr>
       <w:r>
-        <w:rPr>
-          <w:color w:val="2E75B6"/>
-        </w:rPr>
         <w:t>4.2 CAN SLIM (0-50 puntos)</w:t>
       </w:r>
     </w:p>
     <w:p>
       <w:r>
-        <w:t>Los 50 puntos se distribuyen equitativamente entre criterios verificables. Los criterios marcados como None no penalizan el score.</w:t>
+        <w:t>Los 50 puntos se distribuyen equitativamente entre criterios verificables. Los criterios marcados como None no penalizan — solo se puntúan los verificables. Criterios actualmente verificables: C, A, N, S, L, M.</w:t>
       </w:r>
     </w:p>
     <w:tbl>
@@ -1613,13 +1340,11 @@
         <w:tc>
           <w:tcPr>
             <w:tcW w:type="dxa" w:w="2880"/>
-            <w:shd w:val="clear" w:color="auto" w:fill="2E75B6"/>
           </w:tcPr>
           <w:p>
             <w:r>
               <w:rPr>
                 <w:b/>
-                <w:color w:val="FFFFFF"/>
               </w:rPr>
               <w:t>Criterio</w:t>
             </w:r>
@@ -1628,13 +1353,11 @@
         <w:tc>
           <w:tcPr>
             <w:tcW w:type="dxa" w:w="2880"/>
-            <w:shd w:val="clear" w:color="auto" w:fill="2E75B6"/>
           </w:tcPr>
           <w:p>
             <w:r>
               <w:rPr>
                 <w:b/>
-                <w:color w:val="FFFFFF"/>
               </w:rPr>
               <w:t>Fuente de datos</w:t>
             </w:r>
@@ -1643,13 +1366,11 @@
         <w:tc>
           <w:tcPr>
             <w:tcW w:type="dxa" w:w="2880"/>
-            <w:shd w:val="clear" w:color="auto" w:fill="2E75B6"/>
           </w:tcPr>
           <w:p>
             <w:r>
               <w:rPr>
                 <w:b/>
-                <w:color w:val="FFFFFF"/>
               </w:rPr>
               <w:t>Umbral</w:t>
             </w:r>
@@ -1661,9 +1382,149 @@
           <w:tcPr>
             <w:tcW w:type="dxa" w:w="2880"/>
           </w:tcPr>
+          <w:p/>
+        </w:tc>
+        <w:tc>
+          <w:tcPr>
+            <w:tcW w:type="dxa" w:w="2880"/>
+          </w:tcPr>
+          <w:p/>
+        </w:tc>
+        <w:tc>
+          <w:tcPr>
+            <w:tcW w:type="dxa" w:w="2880"/>
+          </w:tcPr>
+          <w:p/>
+        </w:tc>
+      </w:tr>
+      <w:tr>
+        <w:tc>
+          <w:tcPr>
+            <w:tcW w:type="dxa" w:w="2880"/>
+          </w:tcPr>
+          <w:p/>
+        </w:tc>
+        <w:tc>
+          <w:tcPr>
+            <w:tcW w:type="dxa" w:w="2880"/>
+          </w:tcPr>
+          <w:p/>
+        </w:tc>
+        <w:tc>
+          <w:tcPr>
+            <w:tcW w:type="dxa" w:w="2880"/>
+          </w:tcPr>
+          <w:p/>
+        </w:tc>
+      </w:tr>
+      <w:tr>
+        <w:tc>
+          <w:tcPr>
+            <w:tcW w:type="dxa" w:w="2880"/>
+          </w:tcPr>
+          <w:p/>
+        </w:tc>
+        <w:tc>
+          <w:tcPr>
+            <w:tcW w:type="dxa" w:w="2880"/>
+          </w:tcPr>
+          <w:p/>
+        </w:tc>
+        <w:tc>
+          <w:tcPr>
+            <w:tcW w:type="dxa" w:w="2880"/>
+          </w:tcPr>
+          <w:p/>
+        </w:tc>
+      </w:tr>
+      <w:tr>
+        <w:tc>
+          <w:tcPr>
+            <w:tcW w:type="dxa" w:w="2880"/>
+          </w:tcPr>
+          <w:p/>
+        </w:tc>
+        <w:tc>
+          <w:tcPr>
+            <w:tcW w:type="dxa" w:w="2880"/>
+          </w:tcPr>
+          <w:p/>
+        </w:tc>
+        <w:tc>
+          <w:tcPr>
+            <w:tcW w:type="dxa" w:w="2880"/>
+          </w:tcPr>
+          <w:p/>
+        </w:tc>
+      </w:tr>
+      <w:tr>
+        <w:tc>
+          <w:tcPr>
+            <w:tcW w:type="dxa" w:w="2880"/>
+          </w:tcPr>
+          <w:p/>
+        </w:tc>
+        <w:tc>
+          <w:tcPr>
+            <w:tcW w:type="dxa" w:w="2880"/>
+          </w:tcPr>
+          <w:p/>
+        </w:tc>
+        <w:tc>
+          <w:tcPr>
+            <w:tcW w:type="dxa" w:w="2880"/>
+          </w:tcPr>
+          <w:p/>
+        </w:tc>
+      </w:tr>
+      <w:tr>
+        <w:tc>
+          <w:tcPr>
+            <w:tcW w:type="dxa" w:w="2880"/>
+          </w:tcPr>
+          <w:p/>
+        </w:tc>
+        <w:tc>
+          <w:tcPr>
+            <w:tcW w:type="dxa" w:w="2880"/>
+          </w:tcPr>
+          <w:p/>
+        </w:tc>
+        <w:tc>
+          <w:tcPr>
+            <w:tcW w:type="dxa" w:w="2880"/>
+          </w:tcPr>
+          <w:p/>
+        </w:tc>
+      </w:tr>
+      <w:tr>
+        <w:tc>
+          <w:tcPr>
+            <w:tcW w:type="dxa" w:w="2880"/>
+          </w:tcPr>
+          <w:p/>
+        </w:tc>
+        <w:tc>
+          <w:tcPr>
+            <w:tcW w:type="dxa" w:w="2880"/>
+          </w:tcPr>
+          <w:p/>
+        </w:tc>
+        <w:tc>
+          <w:tcPr>
+            <w:tcW w:type="dxa" w:w="2880"/>
+          </w:tcPr>
+          <w:p/>
+        </w:tc>
+      </w:tr>
+      <w:tr>
+        <w:tc>
+          <w:tcPr>
+            <w:tcW w:type="dxa" w:w="2880"/>
+          </w:tcPr>
           <w:p>
             <w:r>
-              <w:t>C - EPS Trimestral YoY</w:t>
+              <w:t>C — EPS Trimestral YoY</w:t>
             </w:r>
           </w:p>
         </w:tc>
@@ -1683,7 +1544,7 @@
           </w:tcPr>
           <w:p>
             <w:r>
-              <w:t>&gt;= 25%</w:t>
+              <w:t>≥ 25%</w:t>
             </w:r>
           </w:p>
         </w:tc>
@@ -1692,18 +1553,16 @@
         <w:tc>
           <w:tcPr>
             <w:tcW w:type="dxa" w:w="2880"/>
-            <w:shd w:val="clear" w:color="auto" w:fill="DEEAF1"/>
           </w:tcPr>
           <w:p>
             <w:r>
-              <w:t>A - EPS Anual</w:t>
+              <w:t>A — EPS Anual</w:t>
             </w:r>
           </w:p>
         </w:tc>
         <w:tc>
           <w:tcPr>
             <w:tcW w:type="dxa" w:w="2880"/>
-            <w:shd w:val="clear" w:color="auto" w:fill="DEEAF1"/>
           </w:tcPr>
           <w:p>
             <w:r>
@@ -1714,11 +1573,10 @@
         <w:tc>
           <w:tcPr>
             <w:tcW w:type="dxa" w:w="2880"/>
-            <w:shd w:val="clear" w:color="auto" w:fill="DEEAF1"/>
           </w:tcPr>
           <w:p>
             <w:r>
-              <w:t>&gt;= 25%</w:t>
+              <w:t>≥ 25%</w:t>
             </w:r>
           </w:p>
         </w:tc>
@@ -1730,7 +1588,7 @@
           </w:tcPr>
           <w:p>
             <w:r>
-              <w:t>N - Nuevo maximo + volumen</w:t>
+              <w:t>N — Nuevo máximo + volumen</w:t>
             </w:r>
           </w:p>
         </w:tc>
@@ -1750,7 +1608,7 @@
           </w:tcPr>
           <w:p>
             <w:r>
-              <w:t>Cierre &gt;= 98% del max 52s + vol 1.5x</w:t>
+              <w:t>Cierre ≥ 98% del max 52s + vol 1.5x</w:t>
             </w:r>
           </w:p>
         </w:tc>
@@ -1759,18 +1617,16 @@
         <w:tc>
           <w:tcPr>
             <w:tcW w:type="dxa" w:w="2880"/>
-            <w:shd w:val="clear" w:color="auto" w:fill="DEEAF1"/>
           </w:tcPr>
           <w:p>
             <w:r>
-              <w:t>S - Supply bajando (buyback)</w:t>
+              <w:t>S — Supply bajando (buyback)</w:t>
             </w:r>
           </w:p>
         </w:tc>
         <w:tc>
           <w:tcPr>
             <w:tcW w:type="dxa" w:w="2880"/>
-            <w:shd w:val="clear" w:color="auto" w:fill="DEEAF1"/>
           </w:tcPr>
           <w:p>
             <w:r>
@@ -1781,7 +1637,6 @@
         <w:tc>
           <w:tcPr>
             <w:tcW w:type="dxa" w:w="2880"/>
-            <w:shd w:val="clear" w:color="auto" w:fill="DEEAF1"/>
           </w:tcPr>
           <w:p>
             <w:r>
@@ -1797,7 +1652,7 @@
           </w:tcPr>
           <w:p>
             <w:r>
-              <w:t>L - Leader (fuerza relativa)</w:t>
+              <w:t>L — Leader (fuerza relativa)</w:t>
             </w:r>
           </w:p>
         </w:tc>
@@ -1826,33 +1681,30 @@
         <w:tc>
           <w:tcPr>
             <w:tcW w:type="dxa" w:w="2880"/>
-            <w:shd w:val="clear" w:color="auto" w:fill="DEEAF1"/>
           </w:tcPr>
           <w:p>
             <w:r>
-              <w:t>I - Institucional</w:t>
+              <w:t>I — Institucional (13F)</w:t>
             </w:r>
           </w:p>
         </w:tc>
         <w:tc>
           <w:tcPr>
             <w:tcW w:type="dxa" w:w="2880"/>
-            <w:shd w:val="clear" w:color="auto" w:fill="DEEAF1"/>
           </w:tcPr>
           <w:p>
             <w:r>
-              <w:t>No disponible (free tier)</w:t>
+              <w:t>SEC EDGAR 13F-HR</w:t>
             </w:r>
           </w:p>
         </w:tc>
         <w:tc>
           <w:tcPr>
             <w:tcW w:type="dxa" w:w="2880"/>
-            <w:shd w:val="clear" w:color="auto" w:fill="DEEAF1"/>
           </w:tcPr>
           <w:p>
             <w:r>
-              <w:t>15%-90% (criterio pendiente Fase 2)</w:t>
+              <w:t>≥3 fondos top-30 + tendencia acumulación (implementado, pendiente de cargar datos)</w:t>
             </w:r>
           </w:p>
         </w:tc>
@@ -1864,7 +1716,7 @@
           </w:tcPr>
           <w:p>
             <w:r>
-              <w:t>M - Market direction</w:t>
+              <w:t>M — Market direction</w:t>
             </w:r>
           </w:p>
         </w:tc>
@@ -1890,15 +1742,11 @@
         </w:tc>
       </w:tr>
     </w:tbl>
-    <w:p/>
     <w:p>
       <w:pPr>
         <w:pStyle w:val="Heading2"/>
       </w:pPr>
       <w:r>
-        <w:rPr>
-          <w:color w:val="2E75B6"/>
-        </w:rPr>
         <w:t>4.3 Risk Bucket</w:t>
       </w:r>
     </w:p>
@@ -1917,13 +1765,11 @@
         <w:tc>
           <w:tcPr>
             <w:tcW w:type="dxa" w:w="2880"/>
-            <w:shd w:val="clear" w:color="auto" w:fill="2E75B6"/>
           </w:tcPr>
           <w:p>
             <w:r>
               <w:rPr>
                 <w:b/>
-                <w:color w:val="FFFFFF"/>
               </w:rPr>
               <w:t>Score combinado</w:t>
             </w:r>
@@ -1932,13 +1778,11 @@
         <w:tc>
           <w:tcPr>
             <w:tcW w:type="dxa" w:w="2880"/>
-            <w:shd w:val="clear" w:color="auto" w:fill="2E75B6"/>
           </w:tcPr>
           <w:p>
             <w:r>
               <w:rPr>
                 <w:b/>
-                <w:color w:val="FFFFFF"/>
               </w:rPr>
               <w:t>Bucket</w:t>
             </w:r>
@@ -1947,15 +1791,13 @@
         <w:tc>
           <w:tcPr>
             <w:tcW w:type="dxa" w:w="2880"/>
-            <w:shd w:val="clear" w:color="auto" w:fill="2E75B6"/>
           </w:tcPr>
           <w:p>
             <w:r>
               <w:rPr>
                 <w:b/>
-                <w:color w:val="FFFFFF"/>
               </w:rPr>
-              <w:t>Interpretacion</w:t>
+              <w:t>Interpretación</w:t>
             </w:r>
           </w:p>
         </w:tc>
@@ -1965,9 +1807,69 @@
           <w:tcPr>
             <w:tcW w:type="dxa" w:w="2880"/>
           </w:tcPr>
+          <w:p/>
+        </w:tc>
+        <w:tc>
+          <w:tcPr>
+            <w:tcW w:type="dxa" w:w="2880"/>
+          </w:tcPr>
+          <w:p/>
+        </w:tc>
+        <w:tc>
+          <w:tcPr>
+            <w:tcW w:type="dxa" w:w="2880"/>
+          </w:tcPr>
+          <w:p/>
+        </w:tc>
+      </w:tr>
+      <w:tr>
+        <w:tc>
+          <w:tcPr>
+            <w:tcW w:type="dxa" w:w="2880"/>
+          </w:tcPr>
+          <w:p/>
+        </w:tc>
+        <w:tc>
+          <w:tcPr>
+            <w:tcW w:type="dxa" w:w="2880"/>
+          </w:tcPr>
+          <w:p/>
+        </w:tc>
+        <w:tc>
+          <w:tcPr>
+            <w:tcW w:type="dxa" w:w="2880"/>
+          </w:tcPr>
+          <w:p/>
+        </w:tc>
+      </w:tr>
+      <w:tr>
+        <w:tc>
+          <w:tcPr>
+            <w:tcW w:type="dxa" w:w="2880"/>
+          </w:tcPr>
+          <w:p/>
+        </w:tc>
+        <w:tc>
+          <w:tcPr>
+            <w:tcW w:type="dxa" w:w="2880"/>
+          </w:tcPr>
+          <w:p/>
+        </w:tc>
+        <w:tc>
+          <w:tcPr>
+            <w:tcW w:type="dxa" w:w="2880"/>
+          </w:tcPr>
+          <w:p/>
+        </w:tc>
+      </w:tr>
+      <w:tr>
+        <w:tc>
+          <w:tcPr>
+            <w:tcW w:type="dxa" w:w="2880"/>
+          </w:tcPr>
           <w:p>
             <w:r>
-              <w:t>&gt;= 70</w:t>
+              <w:t>≥ 70</w:t>
             </w:r>
           </w:p>
         </w:tc>
@@ -1987,7 +1889,7 @@
           </w:tcPr>
           <w:p>
             <w:r>
-              <w:t>Alta convencion, mayor volatilidad potencial</w:t>
+              <w:t>Alta convicción, mayor volatilidad potencial</w:t>
             </w:r>
           </w:p>
         </w:tc>
@@ -1996,7 +1898,6 @@
         <w:tc>
           <w:tcPr>
             <w:tcW w:type="dxa" w:w="2880"/>
-            <w:shd w:val="clear" w:color="auto" w:fill="DEEAF1"/>
           </w:tcPr>
           <w:p>
             <w:r>
@@ -2007,7 +1908,6 @@
         <w:tc>
           <w:tcPr>
             <w:tcW w:type="dxa" w:w="2880"/>
-            <w:shd w:val="clear" w:color="auto" w:fill="DEEAF1"/>
           </w:tcPr>
           <w:p>
             <w:r>
@@ -2018,7 +1918,6 @@
         <w:tc>
           <w:tcPr>
             <w:tcW w:type="dxa" w:w="2880"/>
-            <w:shd w:val="clear" w:color="auto" w:fill="DEEAF1"/>
           </w:tcPr>
           <w:p>
             <w:r>
@@ -2054,23 +1953,18 @@
           </w:tcPr>
           <w:p>
             <w:r>
-              <w:t>Senal debil o mercado desfavorable</w:t>
+              <w:t>Señal débil o mercado desfavorable</w:t>
             </w:r>
           </w:p>
         </w:tc>
       </w:tr>
     </w:tbl>
-    <w:p/>
-    <w:p/>
     <w:p>
       <w:pPr>
         <w:pStyle w:val="Heading1"/>
       </w:pPr>
       <w:r>
-        <w:rPr>
-          <w:color w:val="1F4E79"/>
-        </w:rPr>
-        <w:t>5. Stack Tecnologico y Costes</w:t>
+        <w:t>5. Stack Tecnológico y Costes</w:t>
       </w:r>
     </w:p>
     <w:p>
@@ -2078,9 +1972,6 @@
         <w:pStyle w:val="Heading2"/>
       </w:pPr>
       <w:r>
-        <w:rPr>
-          <w:color w:val="2E75B6"/>
-        </w:rPr>
         <w:t>5.1 Backend</w:t>
       </w:r>
     </w:p>
@@ -2099,13 +1990,11 @@
         <w:tc>
           <w:tcPr>
             <w:tcW w:type="dxa" w:w="2880"/>
-            <w:shd w:val="clear" w:color="auto" w:fill="2E75B6"/>
           </w:tcPr>
           <w:p>
             <w:r>
               <w:rPr>
                 <w:b/>
-                <w:color w:val="FFFFFF"/>
               </w:rPr>
               <w:t>Componente</w:t>
             </w:r>
@@ -2114,32 +2003,128 @@
         <w:tc>
           <w:tcPr>
             <w:tcW w:type="dxa" w:w="2880"/>
-            <w:shd w:val="clear" w:color="auto" w:fill="2E75B6"/>
           </w:tcPr>
           <w:p>
             <w:r>
               <w:rPr>
                 <w:b/>
-                <w:color w:val="FFFFFF"/>
               </w:rPr>
-              <w:t>Tecnologia</w:t>
+              <w:t>Tecnología</w:t>
             </w:r>
           </w:p>
         </w:tc>
         <w:tc>
           <w:tcPr>
             <w:tcW w:type="dxa" w:w="2880"/>
-            <w:shd w:val="clear" w:color="auto" w:fill="2E75B6"/>
           </w:tcPr>
           <w:p>
             <w:r>
               <w:rPr>
                 <w:b/>
-                <w:color w:val="FFFFFF"/>
               </w:rPr>
               <w:t>Notas</w:t>
             </w:r>
           </w:p>
+        </w:tc>
+      </w:tr>
+      <w:tr>
+        <w:tc>
+          <w:tcPr>
+            <w:tcW w:type="dxa" w:w="2880"/>
+          </w:tcPr>
+          <w:p/>
+        </w:tc>
+        <w:tc>
+          <w:tcPr>
+            <w:tcW w:type="dxa" w:w="2880"/>
+          </w:tcPr>
+          <w:p/>
+        </w:tc>
+        <w:tc>
+          <w:tcPr>
+            <w:tcW w:type="dxa" w:w="2880"/>
+          </w:tcPr>
+          <w:p/>
+        </w:tc>
+      </w:tr>
+      <w:tr>
+        <w:tc>
+          <w:tcPr>
+            <w:tcW w:type="dxa" w:w="2880"/>
+          </w:tcPr>
+          <w:p/>
+        </w:tc>
+        <w:tc>
+          <w:tcPr>
+            <w:tcW w:type="dxa" w:w="2880"/>
+          </w:tcPr>
+          <w:p/>
+        </w:tc>
+        <w:tc>
+          <w:tcPr>
+            <w:tcW w:type="dxa" w:w="2880"/>
+          </w:tcPr>
+          <w:p/>
+        </w:tc>
+      </w:tr>
+      <w:tr>
+        <w:tc>
+          <w:tcPr>
+            <w:tcW w:type="dxa" w:w="2880"/>
+          </w:tcPr>
+          <w:p/>
+        </w:tc>
+        <w:tc>
+          <w:tcPr>
+            <w:tcW w:type="dxa" w:w="2880"/>
+          </w:tcPr>
+          <w:p/>
+        </w:tc>
+        <w:tc>
+          <w:tcPr>
+            <w:tcW w:type="dxa" w:w="2880"/>
+          </w:tcPr>
+          <w:p/>
+        </w:tc>
+      </w:tr>
+      <w:tr>
+        <w:tc>
+          <w:tcPr>
+            <w:tcW w:type="dxa" w:w="2880"/>
+          </w:tcPr>
+          <w:p/>
+        </w:tc>
+        <w:tc>
+          <w:tcPr>
+            <w:tcW w:type="dxa" w:w="2880"/>
+          </w:tcPr>
+          <w:p/>
+        </w:tc>
+        <w:tc>
+          <w:tcPr>
+            <w:tcW w:type="dxa" w:w="2880"/>
+          </w:tcPr>
+          <w:p/>
+        </w:tc>
+      </w:tr>
+      <w:tr>
+        <w:tc>
+          <w:tcPr>
+            <w:tcW w:type="dxa" w:w="2880"/>
+          </w:tcPr>
+          <w:p/>
+        </w:tc>
+        <w:tc>
+          <w:tcPr>
+            <w:tcW w:type="dxa" w:w="2880"/>
+          </w:tcPr>
+          <w:p/>
+        </w:tc>
+        <w:tc>
+          <w:tcPr>
+            <w:tcW w:type="dxa" w:w="2880"/>
+          </w:tcPr>
+          <w:p/>
         </w:tc>
       </w:tr>
       <w:tr>
@@ -2178,7 +2163,6 @@
         <w:tc>
           <w:tcPr>
             <w:tcW w:type="dxa" w:w="2880"/>
-            <w:shd w:val="clear" w:color="auto" w:fill="DEEAF1"/>
           </w:tcPr>
           <w:p>
             <w:r>
@@ -2189,7 +2173,6 @@
         <w:tc>
           <w:tcPr>
             <w:tcW w:type="dxa" w:w="2880"/>
-            <w:shd w:val="clear" w:color="auto" w:fill="DEEAF1"/>
           </w:tcPr>
           <w:p>
             <w:r>
@@ -2200,7 +2183,6 @@
         <w:tc>
           <w:tcPr>
             <w:tcW w:type="dxa" w:w="2880"/>
-            <w:shd w:val="clear" w:color="auto" w:fill="DEEAF1"/>
           </w:tcPr>
           <w:p>
             <w:r>
@@ -2245,7 +2227,6 @@
         <w:tc>
           <w:tcPr>
             <w:tcW w:type="dxa" w:w="2880"/>
-            <w:shd w:val="clear" w:color="auto" w:fill="DEEAF1"/>
           </w:tcPr>
           <w:p>
             <w:r>
@@ -2256,7 +2237,6 @@
         <w:tc>
           <w:tcPr>
             <w:tcW w:type="dxa" w:w="2880"/>
-            <w:shd w:val="clear" w:color="auto" w:fill="DEEAF1"/>
           </w:tcPr>
           <w:p>
             <w:r>
@@ -2267,7 +2247,6 @@
         <w:tc>
           <w:tcPr>
             <w:tcW w:type="dxa" w:w="2880"/>
-            <w:shd w:val="clear" w:color="auto" w:fill="DEEAF1"/>
           </w:tcPr>
           <w:p>
             <w:r>
@@ -2303,21 +2282,17 @@
           </w:tcPr>
           <w:p>
             <w:r>
-              <w:t>Explicaciones en espanol</w:t>
+              <w:t>Explicaciones en español</w:t>
             </w:r>
           </w:p>
         </w:tc>
       </w:tr>
     </w:tbl>
-    <w:p/>
     <w:p>
       <w:pPr>
         <w:pStyle w:val="Heading2"/>
       </w:pPr>
       <w:r>
-        <w:rPr>
-          <w:color w:val="2E75B6"/>
-        </w:rPr>
         <w:t>5.2 Fuentes de Datos</w:t>
       </w:r>
     </w:p>
@@ -2336,13 +2311,11 @@
         <w:tc>
           <w:tcPr>
             <w:tcW w:type="dxa" w:w="2880"/>
-            <w:shd w:val="clear" w:color="auto" w:fill="2E75B6"/>
           </w:tcPr>
           <w:p>
             <w:r>
               <w:rPr>
                 <w:b/>
-                <w:color w:val="FFFFFF"/>
               </w:rPr>
               <w:t>Fuente</w:t>
             </w:r>
@@ -2351,13 +2324,11 @@
         <w:tc>
           <w:tcPr>
             <w:tcW w:type="dxa" w:w="2880"/>
-            <w:shd w:val="clear" w:color="auto" w:fill="2E75B6"/>
           </w:tcPr>
           <w:p>
             <w:r>
               <w:rPr>
                 <w:b/>
-                <w:color w:val="FFFFFF"/>
               </w:rPr>
               <w:t>Datos obtenidos</w:t>
             </w:r>
@@ -2366,17 +2337,115 @@
         <w:tc>
           <w:tcPr>
             <w:tcW w:type="dxa" w:w="2880"/>
-            <w:shd w:val="clear" w:color="auto" w:fill="2E75B6"/>
           </w:tcPr>
           <w:p>
             <w:r>
               <w:rPr>
                 <w:b/>
-                <w:color w:val="FFFFFF"/>
               </w:rPr>
-              <w:t>Limite free tier</w:t>
+              <w:t>Límite free tier</w:t>
             </w:r>
           </w:p>
+        </w:tc>
+      </w:tr>
+      <w:tr>
+        <w:tc>
+          <w:tcPr>
+            <w:tcW w:type="dxa" w:w="2880"/>
+          </w:tcPr>
+          <w:p/>
+        </w:tc>
+        <w:tc>
+          <w:tcPr>
+            <w:tcW w:type="dxa" w:w="2880"/>
+          </w:tcPr>
+          <w:p/>
+        </w:tc>
+        <w:tc>
+          <w:tcPr>
+            <w:tcW w:type="dxa" w:w="2880"/>
+          </w:tcPr>
+          <w:p/>
+        </w:tc>
+      </w:tr>
+      <w:tr>
+        <w:tc>
+          <w:tcPr>
+            <w:tcW w:type="dxa" w:w="2880"/>
+          </w:tcPr>
+          <w:p/>
+        </w:tc>
+        <w:tc>
+          <w:tcPr>
+            <w:tcW w:type="dxa" w:w="2880"/>
+          </w:tcPr>
+          <w:p/>
+        </w:tc>
+        <w:tc>
+          <w:tcPr>
+            <w:tcW w:type="dxa" w:w="2880"/>
+          </w:tcPr>
+          <w:p/>
+        </w:tc>
+      </w:tr>
+      <w:tr>
+        <w:tc>
+          <w:tcPr>
+            <w:tcW w:type="dxa" w:w="2880"/>
+          </w:tcPr>
+          <w:p/>
+        </w:tc>
+        <w:tc>
+          <w:tcPr>
+            <w:tcW w:type="dxa" w:w="2880"/>
+          </w:tcPr>
+          <w:p/>
+        </w:tc>
+        <w:tc>
+          <w:tcPr>
+            <w:tcW w:type="dxa" w:w="2880"/>
+          </w:tcPr>
+          <w:p/>
+        </w:tc>
+      </w:tr>
+      <w:tr>
+        <w:tc>
+          <w:tcPr>
+            <w:tcW w:type="dxa" w:w="2880"/>
+          </w:tcPr>
+          <w:p/>
+        </w:tc>
+        <w:tc>
+          <w:tcPr>
+            <w:tcW w:type="dxa" w:w="2880"/>
+          </w:tcPr>
+          <w:p/>
+        </w:tc>
+        <w:tc>
+          <w:tcPr>
+            <w:tcW w:type="dxa" w:w="2880"/>
+          </w:tcPr>
+          <w:p/>
+        </w:tc>
+      </w:tr>
+      <w:tr>
+        <w:tc>
+          <w:tcPr>
+            <w:tcW w:type="dxa" w:w="2880"/>
+          </w:tcPr>
+          <w:p/>
+        </w:tc>
+        <w:tc>
+          <w:tcPr>
+            <w:tcW w:type="dxa" w:w="2880"/>
+          </w:tcPr>
+          <w:p/>
+        </w:tc>
+        <w:tc>
+          <w:tcPr>
+            <w:tcW w:type="dxa" w:w="2880"/>
+          </w:tcPr>
+          <w:p/>
         </w:tc>
       </w:tr>
       <w:tr>
@@ -2396,7 +2465,7 @@
           </w:tcPr>
           <w:p>
             <w:r>
-              <w:t>OHLCV historico (IEX feed, US stocks)</w:t>
+              <w:t>OHLCV histórico (IEX feed, US stocks)</w:t>
             </w:r>
           </w:p>
         </w:tc>
@@ -2415,7 +2484,6 @@
         <w:tc>
           <w:tcPr>
             <w:tcW w:type="dxa" w:w="2880"/>
-            <w:shd w:val="clear" w:color="auto" w:fill="DEEAF1"/>
           </w:tcPr>
           <w:p>
             <w:r>
@@ -2426,7 +2494,6 @@
         <w:tc>
           <w:tcPr>
             <w:tcW w:type="dxa" w:w="2880"/>
-            <w:shd w:val="clear" w:color="auto" w:fill="DEEAF1"/>
           </w:tcPr>
           <w:p>
             <w:r>
@@ -2437,7 +2504,6 @@
         <w:tc>
           <w:tcPr>
             <w:tcW w:type="dxa" w:w="2880"/>
-            <w:shd w:val="clear" w:color="auto" w:fill="DEEAF1"/>
           </w:tcPr>
           <w:p>
             <w:r>
@@ -2453,6 +2519,70 @@
           </w:tcPr>
           <w:p>
             <w:r>
+              <w:t>SEC EDGAR EFTS</w:t>
+            </w:r>
+          </w:p>
+        </w:tc>
+        <w:tc>
+          <w:tcPr>
+            <w:tcW w:type="dxa" w:w="2880"/>
+          </w:tcPr>
+          <w:p>
+            <w:r>
+              <w:t>CIK de instituciones (búsqueda por nombre)</w:t>
+            </w:r>
+          </w:p>
+        </w:tc>
+        <w:tc>
+          <w:tcPr>
+            <w:tcW w:type="dxa" w:w="2880"/>
+          </w:tcPr>
+          <w:p>
+            <w:r>
+              <w:t>~10 req/s</w:t>
+            </w:r>
+          </w:p>
+        </w:tc>
+      </w:tr>
+      <w:tr>
+        <w:tc>
+          <w:tcPr>
+            <w:tcW w:type="dxa" w:w="2880"/>
+          </w:tcPr>
+          <w:p>
+            <w:r>
+              <w:t>SEC EDGAR 13F-HR</w:t>
+            </w:r>
+          </w:p>
+        </w:tc>
+        <w:tc>
+          <w:tcPr>
+            <w:tcW w:type="dxa" w:w="2880"/>
+          </w:tcPr>
+          <w:p>
+            <w:r>
+              <w:t>Holdings institucionales trimestrales</w:t>
+            </w:r>
+          </w:p>
+        </w:tc>
+        <w:tc>
+          <w:tcPr>
+            <w:tcW w:type="dxa" w:w="2880"/>
+          </w:tcPr>
+          <w:p>
+            <w:r>
+              <w:t>~10 req/s</w:t>
+            </w:r>
+          </w:p>
+        </w:tc>
+      </w:tr>
+      <w:tr>
+        <w:tc>
+          <w:tcPr>
+            <w:tcW w:type="dxa" w:w="2880"/>
+          </w:tcPr>
+          <w:p>
+            <w:r>
               <w:t>Wikipedia</w:t>
             </w:r>
           </w:p>
@@ -2473,21 +2603,17 @@
           </w:tcPr>
           <w:p>
             <w:r>
-              <w:t>Sin limite</w:t>
+              <w:t>Sin límite</w:t>
             </w:r>
           </w:p>
         </w:tc>
       </w:tr>
     </w:tbl>
-    <w:p/>
     <w:p>
       <w:pPr>
         <w:pStyle w:val="Heading2"/>
       </w:pPr>
       <w:r>
-        <w:rPr>
-          <w:color w:val="2E75B6"/>
-        </w:rPr>
         <w:t>5.3 Infraestructura y Costes Mensuales</w:t>
       </w:r>
     </w:p>
@@ -2506,13 +2632,11 @@
         <w:tc>
           <w:tcPr>
             <w:tcW w:type="dxa" w:w="2880"/>
-            <w:shd w:val="clear" w:color="auto" w:fill="2E75B6"/>
           </w:tcPr>
           <w:p>
             <w:r>
               <w:rPr>
                 <w:b/>
-                <w:color w:val="FFFFFF"/>
               </w:rPr>
               <w:t>Servicio</w:t>
             </w:r>
@@ -2521,13 +2645,11 @@
         <w:tc>
           <w:tcPr>
             <w:tcW w:type="dxa" w:w="2880"/>
-            <w:shd w:val="clear" w:color="auto" w:fill="2E75B6"/>
           </w:tcPr>
           <w:p>
             <w:r>
               <w:rPr>
                 <w:b/>
-                <w:color w:val="FFFFFF"/>
               </w:rPr>
               <w:t>Plan</w:t>
             </w:r>
@@ -2536,17 +2658,135 @@
         <w:tc>
           <w:tcPr>
             <w:tcW w:type="dxa" w:w="2880"/>
-            <w:shd w:val="clear" w:color="auto" w:fill="2E75B6"/>
           </w:tcPr>
           <w:p>
             <w:r>
               <w:rPr>
                 <w:b/>
-                <w:color w:val="FFFFFF"/>
               </w:rPr>
               <w:t>Coste aprox./mes</w:t>
             </w:r>
           </w:p>
+        </w:tc>
+      </w:tr>
+      <w:tr>
+        <w:tc>
+          <w:tcPr>
+            <w:tcW w:type="dxa" w:w="2880"/>
+          </w:tcPr>
+          <w:p/>
+        </w:tc>
+        <w:tc>
+          <w:tcPr>
+            <w:tcW w:type="dxa" w:w="2880"/>
+          </w:tcPr>
+          <w:p/>
+        </w:tc>
+        <w:tc>
+          <w:tcPr>
+            <w:tcW w:type="dxa" w:w="2880"/>
+          </w:tcPr>
+          <w:p/>
+        </w:tc>
+      </w:tr>
+      <w:tr>
+        <w:tc>
+          <w:tcPr>
+            <w:tcW w:type="dxa" w:w="2880"/>
+          </w:tcPr>
+          <w:p/>
+        </w:tc>
+        <w:tc>
+          <w:tcPr>
+            <w:tcW w:type="dxa" w:w="2880"/>
+          </w:tcPr>
+          <w:p/>
+        </w:tc>
+        <w:tc>
+          <w:tcPr>
+            <w:tcW w:type="dxa" w:w="2880"/>
+          </w:tcPr>
+          <w:p/>
+        </w:tc>
+      </w:tr>
+      <w:tr>
+        <w:tc>
+          <w:tcPr>
+            <w:tcW w:type="dxa" w:w="2880"/>
+          </w:tcPr>
+          <w:p/>
+        </w:tc>
+        <w:tc>
+          <w:tcPr>
+            <w:tcW w:type="dxa" w:w="2880"/>
+          </w:tcPr>
+          <w:p/>
+        </w:tc>
+        <w:tc>
+          <w:tcPr>
+            <w:tcW w:type="dxa" w:w="2880"/>
+          </w:tcPr>
+          <w:p/>
+        </w:tc>
+      </w:tr>
+      <w:tr>
+        <w:tc>
+          <w:tcPr>
+            <w:tcW w:type="dxa" w:w="2880"/>
+          </w:tcPr>
+          <w:p/>
+        </w:tc>
+        <w:tc>
+          <w:tcPr>
+            <w:tcW w:type="dxa" w:w="2880"/>
+          </w:tcPr>
+          <w:p/>
+        </w:tc>
+        <w:tc>
+          <w:tcPr>
+            <w:tcW w:type="dxa" w:w="2880"/>
+          </w:tcPr>
+          <w:p/>
+        </w:tc>
+      </w:tr>
+      <w:tr>
+        <w:tc>
+          <w:tcPr>
+            <w:tcW w:type="dxa" w:w="2880"/>
+          </w:tcPr>
+          <w:p/>
+        </w:tc>
+        <w:tc>
+          <w:tcPr>
+            <w:tcW w:type="dxa" w:w="2880"/>
+          </w:tcPr>
+          <w:p/>
+        </w:tc>
+        <w:tc>
+          <w:tcPr>
+            <w:tcW w:type="dxa" w:w="2880"/>
+          </w:tcPr>
+          <w:p/>
+        </w:tc>
+      </w:tr>
+      <w:tr>
+        <w:tc>
+          <w:tcPr>
+            <w:tcW w:type="dxa" w:w="2880"/>
+          </w:tcPr>
+          <w:p/>
+        </w:tc>
+        <w:tc>
+          <w:tcPr>
+            <w:tcW w:type="dxa" w:w="2880"/>
+          </w:tcPr>
+          <w:p/>
+        </w:tc>
+        <w:tc>
+          <w:tcPr>
+            <w:tcW w:type="dxa" w:w="2880"/>
+          </w:tcPr>
+          <w:p/>
         </w:tc>
       </w:tr>
       <w:tr>
@@ -2585,7 +2825,6 @@
         <w:tc>
           <w:tcPr>
             <w:tcW w:type="dxa" w:w="2880"/>
-            <w:shd w:val="clear" w:color="auto" w:fill="DEEAF1"/>
           </w:tcPr>
           <w:p>
             <w:r>
@@ -2596,7 +2835,6 @@
         <w:tc>
           <w:tcPr>
             <w:tcW w:type="dxa" w:w="2880"/>
-            <w:shd w:val="clear" w:color="auto" w:fill="DEEAF1"/>
           </w:tcPr>
           <w:p>
             <w:r>
@@ -2607,7 +2845,6 @@
         <w:tc>
           <w:tcPr>
             <w:tcW w:type="dxa" w:w="2880"/>
-            <w:shd w:val="clear" w:color="auto" w:fill="DEEAF1"/>
           </w:tcPr>
           <w:p>
             <w:r>
@@ -2652,7 +2889,6 @@
         <w:tc>
           <w:tcPr>
             <w:tcW w:type="dxa" w:w="2880"/>
-            <w:shd w:val="clear" w:color="auto" w:fill="DEEAF1"/>
           </w:tcPr>
           <w:p>
             <w:r>
@@ -2663,18 +2899,16 @@
         <w:tc>
           <w:tcPr>
             <w:tcW w:type="dxa" w:w="2880"/>
-            <w:shd w:val="clear" w:color="auto" w:fill="DEEAF1"/>
           </w:tcPr>
           <w:p>
             <w:r>
-              <w:t>Publico / sin coste</w:t>
+              <w:t>Público / sin coste</w:t>
             </w:r>
           </w:p>
         </w:tc>
         <w:tc>
           <w:tcPr>
             <w:tcW w:type="dxa" w:w="2880"/>
-            <w:shd w:val="clear" w:color="auto" w:fill="DEEAF1"/>
           </w:tcPr>
           <w:p>
             <w:r>
@@ -2719,7 +2953,6 @@
         <w:tc>
           <w:tcPr>
             <w:tcW w:type="dxa" w:w="2880"/>
-            <w:shd w:val="clear" w:color="auto" w:fill="DEEAF1"/>
           </w:tcPr>
           <w:p>
             <w:r>
@@ -2730,7 +2963,6 @@
         <w:tc>
           <w:tcPr>
             <w:tcW w:type="dxa" w:w="2880"/>
-            <w:shd w:val="clear" w:color="auto" w:fill="DEEAF1"/>
           </w:tcPr>
           <w:p>
             <w:r/>
@@ -2739,7 +2971,6 @@
         <w:tc>
           <w:tcPr>
             <w:tcW w:type="dxa" w:w="2880"/>
-            <w:shd w:val="clear" w:color="auto" w:fill="DEEAF1"/>
           </w:tcPr>
           <w:p>
             <w:r>
@@ -2749,17 +2980,12 @@
         </w:tc>
       </w:tr>
     </w:tbl>
-    <w:p/>
-    <w:p/>
     <w:p>
       <w:pPr>
         <w:pStyle w:val="Heading1"/>
       </w:pPr>
       <w:r>
-        <w:rPr>
-          <w:color w:val="1F4E79"/>
-        </w:rPr>
-        <w:t>6. Implementado en la Sesion de Hoy</w:t>
+        <w:t>6. Historial de Sesiones — Qué Se Ha Implementado</w:t>
       </w:r>
     </w:p>
     <w:p>
@@ -2767,15 +2993,20 @@
         <w:pStyle w:val="Heading2"/>
       </w:pPr>
       <w:r>
-        <w:rPr>
-          <w:color w:val="2E75B6"/>
-        </w:rPr>
-        <w:t>6.1 Migracion a Alpaca Markets API</w:t>
+        <w:t>6.1 Sesión 1 (26-Jun-2026) — Migración a Alpaca + SEC EDGAR</w:t>
+      </w:r>
+    </w:p>
+    <w:p>
+      <w:pPr>
+        <w:pStyle w:val="Heading3"/>
+      </w:pPr>
+      <w:r>
+        <w:t>Migración a Alpaca Markets API</w:t>
       </w:r>
     </w:p>
     <w:p>
       <w:r>
-        <w:t>Problema: Yahoo Finance bloqueaba IPs de datacenter en Railway. El screener solo podia correr en local de forma manual, sin historico automatico acumulado.</w:t>
+        <w:t>Problema: Yahoo Finance bloqueaba IPs de datacenter en Railway. El screener solo podía correr en local de forma manual, sin histórico automático acumulado.</w:t>
       </w:r>
     </w:p>
     <w:p>
@@ -2791,7 +3022,7 @@
         <w:pStyle w:val="ListBullet"/>
       </w:pPr>
       <w:r>
-        <w:t>Auto-seleccion: si ALPACA_API_KEY + ALPACA_SECRET_KEY en env -&gt; Alpaca; si no -&gt; yfinance fallback local.</w:t>
+        <w:t>Auto-selección: si ALPACA_API_KEY + ALPACA_SECRET_KEY en env → Alpaca; si no → yfinance fallback local.</w:t>
       </w:r>
     </w:p>
     <w:p>
@@ -2799,23 +3030,20 @@
         <w:pStyle w:val="ListBullet"/>
       </w:pPr>
       <w:r>
-        <w:t>El cron de Railway (06:00 UTC) ya corre autonomamente acumulando historico sin intervencion manual.</w:t>
+        <w:t>El cron de Railway (06:00 UTC) ya corre autónomamente acumulando histórico sin intervención manual.</w:t>
       </w:r>
     </w:p>
     <w:p>
       <w:pPr>
-        <w:pStyle w:val="Heading2"/>
+        <w:pStyle w:val="Heading3"/>
       </w:pPr>
       <w:r>
-        <w:rPr>
-          <w:color w:val="2E75B6"/>
-        </w:rPr>
-        <w:t>6.2 EPS desde SEC EDGAR (sin Yahoo Finance)</w:t>
+        <w:t>EPS desde SEC EDGAR (sin Yahoo Finance)</w:t>
       </w:r>
     </w:p>
     <w:p>
       <w:r>
-        <w:t>Problema: Los fundamentales EPS (criterios C y A) venian de Yahoo Finance, tambien bloqueado en Railway.</w:t>
+        <w:t>Problema: Los fundamentales EPS (criterios C y A) venían de Yahoo Finance, también bloqueado en Railway.</w:t>
       </w:r>
     </w:p>
     <w:p>
@@ -2831,190 +3059,41 @@
         <w:pStyle w:val="ListBullet"/>
       </w:pPr>
       <w:r>
-        <w:t>Reutiliza la misma infra que ya teniamos para shares outstanding (criterio S) - misma URL companyfacts.</w:t>
+        <w:t>Reutiliza la misma infra que ya teníamos para shares outstanding (criterio S) — misma URL companyfacts.</w:t>
       </w:r>
     </w:p>
     <w:p>
       <w:pPr>
-        <w:pStyle w:val="Heading2"/>
+        <w:pStyle w:val="Heading3"/>
       </w:pPr>
       <w:r>
-        <w:rPr>
-          <w:color w:val="2E75B6"/>
-        </w:rPr>
-        <w:t>6.3 Optimizacion: 1 llamada SEC EDGAR por ticker (antes eran 2)</w:t>
+        <w:t>Optimización: 1 llamada SEC EDGAR por ticker (antes eran 2)</w:t>
       </w:r>
     </w:p>
     <w:p>
-      <w:pPr>
-        <w:pStyle w:val="NoSpacing"/>
-        <w:ind w:left="567"/>
-      </w:pPr>
       <w:r>
-        <w:rPr>
-          <w:rFonts w:ascii="Courier New" w:hAnsi="Courier New"/>
-          <w:color w:val="1F497D"/>
-          <w:sz w:val="18"/>
-        </w:rPr>
-        <w:t>ANTES:</w:t>
+        <w:t>ANTES: get_supply_signal() + get_eps_series() = 2 peticiones HTTP por ticker = 1.208 peticiones/corrida → riesgo de rate limit.</w:t>
       </w:r>
     </w:p>
     <w:p>
-      <w:pPr>
-        <w:pStyle w:val="NoSpacing"/>
-        <w:ind w:left="567"/>
-      </w:pPr>
       <w:r>
-        <w:rPr>
-          <w:rFonts w:ascii="Courier New" w:hAnsi="Courier New"/>
-          <w:color w:val="1F497D"/>
-          <w:sz w:val="18"/>
-        </w:rPr>
-        <w:t xml:space="preserve">  get_supply_signal(symbol)  -&gt;  HTTP GET companyfacts  (1 peticion)</w:t>
+        <w:t>AHORA: get_edgar_data() = 1 petición HTTP por ticker = 604 peticiones/corrida + delay 120ms (~8 req/s).</w:t>
       </w:r>
     </w:p>
     <w:p>
       <w:pPr>
-        <w:pStyle w:val="NoSpacing"/>
-        <w:ind w:left="567"/>
+        <w:pStyle w:val="Heading3"/>
       </w:pPr>
       <w:r>
-        <w:rPr>
-          <w:rFonts w:ascii="Courier New" w:hAnsi="Courier New"/>
-          <w:color w:val="1F497D"/>
-          <w:sz w:val="18"/>
-        </w:rPr>
-        <w:t xml:space="preserve">  get_eps_series(symbol)     -&gt;  HTTP GET companyfacts  (2a peticion, misma URL)</w:t>
+        <w:t>Otros cambios sesión 1</w:t>
       </w:r>
     </w:p>
     <w:p>
       <w:pPr>
-        <w:pStyle w:val="NoSpacing"/>
-        <w:ind w:left="567"/>
+        <w:pStyle w:val="ListBullet"/>
       </w:pPr>
       <w:r>
-        <w:rPr>
-          <w:rFonts w:ascii="Courier New" w:hAnsi="Courier New"/>
-          <w:color w:val="1F497D"/>
-          <w:sz w:val="18"/>
-        </w:rPr>
-        <w:t xml:space="preserve">  Total: 2 x 604 = 1.208 peticiones/corrida -&gt; rate limit de SEC EDGAR</w:t>
-      </w:r>
-    </w:p>
-    <w:p>
-      <w:pPr>
-        <w:pStyle w:val="NoSpacing"/>
-        <w:ind w:left="567"/>
-      </w:pPr>
-      <w:r>
-        <w:rPr>
-          <w:rFonts w:ascii="Courier New" w:hAnsi="Courier New"/>
-          <w:color w:val="1F497D"/>
-          <w:sz w:val="18"/>
-        </w:rPr>
-      </w:r>
-    </w:p>
-    <w:p>
-      <w:pPr>
-        <w:pStyle w:val="NoSpacing"/>
-        <w:ind w:left="567"/>
-      </w:pPr>
-      <w:r>
-        <w:rPr>
-          <w:rFonts w:ascii="Courier New" w:hAnsi="Courier New"/>
-          <w:color w:val="1F497D"/>
-          <w:sz w:val="18"/>
-        </w:rPr>
-        <w:t>AHORA:</w:t>
-      </w:r>
-    </w:p>
-    <w:p>
-      <w:pPr>
-        <w:pStyle w:val="NoSpacing"/>
-        <w:ind w:left="567"/>
-      </w:pPr>
-      <w:r>
-        <w:rPr>
-          <w:rFonts w:ascii="Courier New" w:hAnsi="Courier New"/>
-          <w:color w:val="1F497D"/>
-          <w:sz w:val="18"/>
-        </w:rPr>
-        <w:t xml:space="preserve">  get_edgar_data(symbol)     -&gt;  HTTP GET companyfacts  (unica peticion)</w:t>
-      </w:r>
-    </w:p>
-    <w:p>
-      <w:pPr>
-        <w:pStyle w:val="NoSpacing"/>
-        <w:ind w:left="567"/>
-      </w:pPr>
-      <w:r>
-        <w:rPr>
-          <w:rFonts w:ascii="Courier New" w:hAnsi="Courier New"/>
-          <w:color w:val="1F497D"/>
-          <w:sz w:val="18"/>
-        </w:rPr>
-        <w:t xml:space="preserve">    _extract_supply(facts)   -&gt;  Criterio S (buyback)</w:t>
-      </w:r>
-    </w:p>
-    <w:p>
-      <w:pPr>
-        <w:pStyle w:val="NoSpacing"/>
-        <w:ind w:left="567"/>
-      </w:pPr>
-      <w:r>
-        <w:rPr>
-          <w:rFonts w:ascii="Courier New" w:hAnsi="Courier New"/>
-          <w:color w:val="1F497D"/>
-          <w:sz w:val="18"/>
-        </w:rPr>
-        <w:t xml:space="preserve">    _extract_eps(facts)      -&gt;  Criterios C y A (EPS)</w:t>
-      </w:r>
-    </w:p>
-    <w:p>
-      <w:pPr>
-        <w:pStyle w:val="NoSpacing"/>
-        <w:ind w:left="567"/>
-      </w:pPr>
-      <w:r>
-        <w:rPr>
-          <w:rFonts w:ascii="Courier New" w:hAnsi="Courier New"/>
-          <w:color w:val="1F497D"/>
-          <w:sz w:val="18"/>
-        </w:rPr>
-        <w:t xml:space="preserve">  Total: 1 x 604 = 604 peticiones/corrida</w:t>
-      </w:r>
-    </w:p>
-    <w:p>
-      <w:pPr>
-        <w:pStyle w:val="NoSpacing"/>
-        <w:ind w:left="567"/>
-      </w:pPr>
-      <w:r>
-        <w:rPr>
-          <w:rFonts w:ascii="Courier New" w:hAnsi="Courier New"/>
-          <w:color w:val="1F497D"/>
-          <w:sz w:val="18"/>
-        </w:rPr>
-        <w:t xml:space="preserve">  + delay 120ms entre llamadas (~8 req/s, dentro del limite SEC)</w:t>
-      </w:r>
-    </w:p>
-    <w:p>
-      <w:pPr>
-        <w:pStyle w:val="Heading2"/>
-      </w:pPr>
-      <w:r>
-        <w:rPr>
-          <w:color w:val="2E75B6"/>
-        </w:rPr>
-        <w:t>6.4 Otros cambios</w:t>
-      </w:r>
-    </w:p>
-    <w:p>
-      <w:pPr>
-        <w:pStyle w:val="ListBullet"/>
-      </w:pPr>
-      <w:r>
-        <w:t>Endpoint de diagnostico GET /api/admin/diagnose: verifica en Railway que Alpaca, SEC EDGAR y el universo funcionan.</w:t>
+        <w:t>Endpoint de diagnóstico GET /api/admin/diagnose: verifica en Railway que Alpaca, SEC EDGAR y el universo funcionan.</w:t>
       </w:r>
     </w:p>
     <w:p>
@@ -3027,243 +3106,797 @@
     </w:p>
     <w:p>
       <w:pPr>
-        <w:pStyle w:val="ListBullet"/>
+        <w:pStyle w:val="Heading2"/>
       </w:pPr>
       <w:r>
-        <w:t>Correcto texto criterio I: eliminada referencia incorrecta a yfinance.</w:t>
-      </w:r>
-    </w:p>
-    <w:p/>
-    <w:p>
-      <w:pPr>
-        <w:pStyle w:val="Heading1"/>
-      </w:pPr>
-      <w:r>
-        <w:rPr>
-          <w:color w:val="1F4E79"/>
-        </w:rPr>
-        <w:t>7. Roadmap - Proximos Pasos</w:t>
+        <w:t>6.2 Sesión 2 (28-Jun-2026) — Gráfico Weinstein + Criterio I 13F + RSI</w:t>
       </w:r>
     </w:p>
     <w:p>
       <w:pPr>
-        <w:pStyle w:val="Heading2"/>
+        <w:pStyle w:val="Heading3"/>
       </w:pPr>
       <w:r>
-        <w:rPr>
-          <w:color w:val="2E75B6"/>
-        </w:rPr>
-        <w:t>Prioridad Alta</w:t>
+        <w:t>Gráfico Weinstein con TradingView Lightweight Charts</w:t>
       </w:r>
     </w:p>
     <w:p>
       <w:r>
-        <w:rPr>
-          <w:b/>
-        </w:rPr>
-        <w:t>Alertas Telegram (estimado: 1 sesion)</w:t>
+        <w:t>Sustituido el gráfico SVG básico de la página de detalle por un gráfico profesional con:</w:t>
       </w:r>
     </w:p>
     <w:p>
+      <w:pPr>
+        <w:pStyle w:val="ListBullet"/>
+      </w:pPr>
       <w:r>
-        <w:t>Resumen diario automatico a las 07:00 UTC con los top 5 tickers (score &gt;= 70). Implementacion: bot de Telegram + funcion _send_telegram_summary() al final del screener.</w:t>
+        <w:t>Velas japonesas semanales (verde/rojo) — 130 semanas de histórico (~2.5 años)</w:t>
       </w:r>
     </w:p>
     <w:p>
       <w:pPr>
-        <w:pStyle w:val="NoSpacing"/>
-        <w:ind w:left="567"/>
+        <w:pStyle w:val="ListBullet"/>
       </w:pPr>
       <w:r>
-        <w:rPr>
-          <w:rFonts w:ascii="Courier New" w:hAnsi="Courier New"/>
-          <w:color w:val="1F497D"/>
-          <w:sz w:val="18"/>
-        </w:rPr>
-        <w:t>StageWise Daily - 26 Jun 2026</w:t>
+        <w:t>MA30 en ámbar (#f59e0b) — la media de 30 semanas que define el Stage de Weinstein</w:t>
       </w:r>
     </w:p>
     <w:p>
       <w:pPr>
-        <w:pStyle w:val="NoSpacing"/>
-        <w:ind w:left="567"/>
+        <w:pStyle w:val="ListBullet"/>
       </w:pPr>
       <w:r>
-        <w:rPr>
-          <w:rFonts w:ascii="Courier New" w:hAnsi="Courier New"/>
-          <w:color w:val="1F497D"/>
-          <w:sz w:val="18"/>
-        </w:rPr>
-        <w:t>-------------------------------</w:t>
+        <w:t>Histograma de volumen en la parte baja del gráfico (20% de altura)</w:t>
       </w:r>
     </w:p>
     <w:p>
       <w:pPr>
-        <w:pStyle w:val="NoSpacing"/>
-        <w:ind w:left="567"/>
+        <w:pStyle w:val="ListBullet"/>
       </w:pPr>
       <w:r>
-        <w:rPr>
-          <w:rFonts w:ascii="Courier New" w:hAnsi="Courier New"/>
-          <w:color w:val="1F497D"/>
-          <w:sz w:val="18"/>
-        </w:rPr>
-        <w:t>1. ASML  88pts  Stage 2  [Alto]</w:t>
+        <w:t>Marcador "Stage 1→2" (flecha verde) en la semana exacta del cruce cuando is_transition = True</w:t>
       </w:r>
     </w:p>
     <w:p>
       <w:pPr>
-        <w:pStyle w:val="NoSpacing"/>
-        <w:ind w:left="567"/>
+        <w:pStyle w:val="ListBullet"/>
       </w:pPr>
       <w:r>
-        <w:rPr>
-          <w:rFonts w:ascii="Courier New" w:hAnsi="Courier New"/>
-          <w:color w:val="1F497D"/>
-          <w:sz w:val="18"/>
-        </w:rPr>
-        <w:t>2. AVGO  83pts  Stage 2  [Alto]</w:t>
-      </w:r>
-    </w:p>
-    <w:p>
-      <w:pPr>
-        <w:pStyle w:val="NoSpacing"/>
-        <w:ind w:left="567"/>
-      </w:pPr>
-      <w:r>
-        <w:rPr>
-          <w:rFonts w:ascii="Courier New" w:hAnsi="Courier New"/>
-          <w:color w:val="1F497D"/>
-          <w:sz w:val="18"/>
-        </w:rPr>
-        <w:t>3. GLW   83pts  Stage 2  [Alto]</w:t>
-      </w:r>
-    </w:p>
-    <w:p>
-      <w:pPr>
-        <w:pStyle w:val="NoSpacing"/>
-        <w:ind w:left="567"/>
-      </w:pPr>
-      <w:r>
-        <w:rPr>
-          <w:rFonts w:ascii="Courier New" w:hAnsi="Courier New"/>
-          <w:color w:val="1F497D"/>
-          <w:sz w:val="18"/>
-        </w:rPr>
-        <w:t>4. JNJ   83pts  Stage 2  [Medio]</w:t>
-      </w:r>
-    </w:p>
-    <w:p>
-      <w:pPr>
-        <w:pStyle w:val="NoSpacing"/>
-        <w:ind w:left="567"/>
-      </w:pPr>
-      <w:r>
-        <w:rPr>
-          <w:rFonts w:ascii="Courier New" w:hAnsi="Courier New"/>
-          <w:color w:val="1F497D"/>
-          <w:sz w:val="18"/>
-        </w:rPr>
-        <w:t>5. FRT   83pts  Stage 2  [Bajo]</w:t>
-      </w:r>
-    </w:p>
-    <w:p>
-      <w:pPr>
-        <w:pStyle w:val="NoSpacing"/>
-        <w:ind w:left="567"/>
-      </w:pPr>
-      <w:r>
-        <w:rPr>
-          <w:rFonts w:ascii="Courier New" w:hAnsi="Courier New"/>
-          <w:color w:val="1F497D"/>
-          <w:sz w:val="18"/>
-        </w:rPr>
-        <w:t>-------------------------------</w:t>
-      </w:r>
-    </w:p>
-    <w:p>
-      <w:pPr>
-        <w:pStyle w:val="NoSpacing"/>
-        <w:ind w:left="567"/>
-      </w:pPr>
-      <w:r>
-        <w:rPr>
-          <w:rFonts w:ascii="Courier New" w:hAnsi="Courier New"/>
-          <w:color w:val="1F497D"/>
-          <w:sz w:val="18"/>
-        </w:rPr>
-        <w:t>Ver feed completo: stagewise.app</w:t>
+        <w:t>Responsive: se redimensiona automáticamente con ResizeObserver</w:t>
       </w:r>
     </w:p>
     <w:p/>
     <w:p>
       <w:r>
-        <w:rPr>
-          <w:b/>
-        </w:rPr>
-        <w:t>Historico de Scores en UI (estimado: 1-2 sesiones)</w:t>
+        <w:t>Fichero nuevo:</w:t>
+      </w:r>
+    </w:p>
+    <w:p>
+      <w:pPr>
+        <w:pStyle w:val="ListBullet"/>
+      </w:pPr>
+      <w:r>
+        <w:t>frontend/src/components/weinstein-chart.tsx — componente "use client" que usa la librería lightweight-charts v4.2.3</w:t>
       </w:r>
     </w:p>
     <w:p>
       <w:r>
-        <w:t>Los datos ya se acumulan diariamente en la tabla opportunities. Solo falta un endpoint GET /api/tickers/{symbol}/history y un grafico de linea en el frontend que muestre la evolucion del score y el stage de Weinstein a lo largo del tiempo.</w:t>
+        <w:t>Ficheros modificados:</w:t>
       </w:r>
     </w:p>
     <w:p>
       <w:pPr>
-        <w:pStyle w:val="Heading2"/>
+        <w:pStyle w:val="ListBullet"/>
+      </w:pPr>
+      <w:r>
+        <w:t>frontend/src/app/opportunities/[ticker]/page.tsx — usa WeinsteinChart en lugar de PriceChart</w:t>
+      </w:r>
+    </w:p>
+    <w:p>
+      <w:pPr>
+        <w:pStyle w:val="ListBullet"/>
+      </w:pPr>
+      <w:r>
+        <w:t>frontend/src/lib/api.ts — PriceBar interface (date, open, high, low, close, volume)</w:t>
+      </w:r>
+    </w:p>
+    <w:p>
+      <w:pPr>
+        <w:pStyle w:val="ListBullet"/>
+      </w:pPr>
+      <w:r>
+        <w:t>frontend/src/lib/demo-data.ts — toPriceBars() helper para modo demo</w:t>
+      </w:r>
+    </w:p>
+    <w:p>
+      <w:pPr>
+        <w:pStyle w:val="ListBullet"/>
+      </w:pPr>
+      <w:r>
+        <w:t>backend/app/api/routes/opportunities.py — price_history ahora devuelve 130 semanas con OHLCV completo</w:t>
+      </w:r>
+    </w:p>
+    <w:p>
+      <w:pPr>
+        <w:pStyle w:val="Heading3"/>
+      </w:pPr>
+      <w:r>
+        <w:t>Criterio I — Soporte Institucional vía SEC EDGAR 13F-HR</w:t>
+      </w:r>
+    </w:p>
+    <w:p>
+      <w:r>
+        <w:t>Pipeline completo para detectar acumulación/distribución institucional:</w:t>
+      </w:r>
+    </w:p>
+    <w:p>
+      <w:r>
+        <w:t>Ficheros nuevos:</w:t>
+      </w:r>
+    </w:p>
+    <w:p>
+      <w:pPr>
+        <w:pStyle w:val="ListBullet"/>
+      </w:pPr>
+      <w:r>
+        <w:t>backend/app/screener/sec_13f.py — descarga 13F-HR de las 30 mayores instituciones (Vanguard, BlackRock, Fidelity, State Street, etc.)</w:t>
+      </w:r>
+    </w:p>
+    <w:p>
+      <w:pPr>
+        <w:pStyle w:val="ListBullet"/>
+      </w:pPr>
+      <w:r>
+        <w:t>backend/app/jobs/update_institutional.py — job trimestral que carga holdings en BD</w:t>
+      </w:r>
+    </w:p>
+    <w:p>
+      <w:r>
+        <w:t>Funcionamiento de sec_13f.py:</w:t>
+      </w:r>
+    </w:p>
+    <w:p>
+      <w:pPr>
+        <w:pStyle w:val="ListBullet"/>
+      </w:pPr>
+      <w:r>
+        <w:t>search_institution_cik(name) → busca CIK en EDGAR EFTS por nombre</w:t>
+      </w:r>
+    </w:p>
+    <w:p>
+      <w:pPr>
+        <w:pStyle w:val="ListBullet"/>
+      </w:pPr>
+      <w:r>
+        <w:t>get_latest_13f_accession(cik) → obtiene el último 13F-HR del trimestre disponible</w:t>
+      </w:r>
+    </w:p>
+    <w:p>
+      <w:pPr>
+        <w:pStyle w:val="ListBullet"/>
+      </w:pPr>
+      <w:r>
+        <w:t>_parse_holdings_xml() → extrae holdings del XML con namespace wildcard {*}</w:t>
+      </w:r>
+    </w:p>
+    <w:p>
+      <w:pPr>
+        <w:pStyle w:val="ListBullet"/>
+      </w:pPr>
+      <w:r>
+        <w:t>normalize_company_name() → limpia sufijos (INC, CORP, LLC…) para comparar con nuestros tickers</w:t>
+      </w:r>
+    </w:p>
+    <w:p>
+      <w:pPr>
+        <w:pStyle w:val="ListBullet"/>
+      </w:pPr>
+      <w:r>
+        <w:t>latest_available_quarter() → trimestre más reciente con 45 días de margen desde cierre</w:t>
+      </w:r>
+    </w:p>
+    <w:p>
+      <w:pPr>
+        <w:pStyle w:val="ListBullet"/>
+      </w:pPr>
+      <w:r>
+        <w:t>prior_quarter_end() → trimestre anterior para calcular variación QoQ</w:t>
+      </w:r>
+    </w:p>
+    <w:p>
+      <w:pPr>
+        <w:pStyle w:val="ListBullet"/>
+      </w:pPr>
+      <w:r>
+        <w:t>Delay de 150ms entre peticiones SEC (respeta límite de ~10 req/s)</w:t>
+      </w:r>
+    </w:p>
+    <w:p>
+      <w:r>
+        <w:t>Tabla nueva en BD:</w:t>
+      </w:r>
+    </w:p>
+    <w:p>
+      <w:pPr>
+        <w:ind w:left="576"/>
       </w:pPr>
       <w:r>
         <w:rPr>
-          <w:color w:val="2E75B6"/>
+          <w:rFonts w:ascii="Courier New" w:hAnsi="Courier New"/>
+          <w:sz w:val="18"/>
         </w:rPr>
+        <w:t>institutional_holdings(</w:t>
+      </w:r>
+    </w:p>
+    <w:p>
+      <w:pPr>
+        <w:ind w:left="576"/>
+      </w:pPr>
+      <w:r>
+        <w:rPr>
+          <w:rFonts w:ascii="Courier New" w:hAnsi="Courier New"/>
+          <w:sz w:val="18"/>
+        </w:rPr>
+        <w:t xml:space="preserve">  ticker_id, quarter, institution_cik,</w:t>
+      </w:r>
+    </w:p>
+    <w:p>
+      <w:pPr>
+        <w:ind w:left="576"/>
+      </w:pPr>
+      <w:r>
+        <w:rPr>
+          <w:rFonts w:ascii="Courier New" w:hAnsi="Courier New"/>
+          <w:sz w:val="18"/>
+        </w:rPr>
+        <w:t xml:space="preserve">  institution_name, shares, value_usd_k</w:t>
+      </w:r>
+    </w:p>
+    <w:p>
+      <w:pPr>
+        <w:ind w:left="576"/>
+      </w:pPr>
+      <w:r>
+        <w:rPr>
+          <w:rFonts w:ascii="Courier New" w:hAnsi="Courier New"/>
+          <w:sz w:val="18"/>
+        </w:rPr>
+        <w:t xml:space="preserve">  UNIQUE(ticker_id, quarter, institution_cik)</w:t>
+      </w:r>
+    </w:p>
+    <w:p>
+      <w:pPr>
+        <w:ind w:left="576"/>
+      </w:pPr>
+      <w:r>
+        <w:rPr>
+          <w:rFonts w:ascii="Courier New" w:hAnsi="Courier New"/>
+          <w:sz w:val="18"/>
+        </w:rPr>
+        <w:t>)</w:t>
+      </w:r>
+    </w:p>
+    <w:p>
+      <w:r>
+        <w:t>Lógica del criterio I (canslim.py):</w:t>
+      </w:r>
+    </w:p>
+    <w:p>
+      <w:pPr>
+        <w:pStyle w:val="ListBullet"/>
+      </w:pPr>
+      <w:r>
+        <w:t>≥ 3 fondos del top-30 en el trimestre actual → base mínima</w:t>
+      </w:r>
+    </w:p>
+    <w:p>
+      <w:pPr>
+        <w:pStyle w:val="ListBullet"/>
+      </w:pPr>
+      <w:r>
+        <w:t>Acumulación (holders_actuales &gt; holders_anteriores) → True</w:t>
+      </w:r>
+    </w:p>
+    <w:p>
+      <w:pPr>
+        <w:pStyle w:val="ListBullet"/>
+      </w:pPr>
+      <w:r>
+        <w:t>Distribución (holders_actuales &lt; holders_anteriores) → False</w:t>
+      </w:r>
+    </w:p>
+    <w:p>
+      <w:pPr>
+        <w:pStyle w:val="ListBullet"/>
+      </w:pPr>
+      <w:r>
+        <w:t>Estable (igual número de holders) → True (mantiene)</w:t>
+      </w:r>
+    </w:p>
+    <w:p>
+      <w:pPr>
+        <w:pStyle w:val="ListBullet"/>
+      </w:pPr>
+      <w:r>
+        <w:t>Fallback: si no hay datos 13F, usa institutional_pct de yfinance/Alpaca con umbral 15%-90%</w:t>
+      </w:r>
+    </w:p>
+    <w:p>
+      <w:r>
+        <w:t>Endpoint de administración:</w:t>
+      </w:r>
+    </w:p>
+    <w:p>
+      <w:pPr>
+        <w:ind w:left="576"/>
+      </w:pPr>
+      <w:r>
+        <w:rPr>
+          <w:rFonts w:ascii="Courier New" w:hAnsi="Courier New"/>
+          <w:sz w:val="18"/>
+        </w:rPr>
+        <w:t>POST /api/admin/update-institutional</w:t>
+      </w:r>
+    </w:p>
+    <w:p>
+      <w:pPr>
+        <w:ind w:left="576"/>
+      </w:pPr>
+      <w:r>
+        <w:rPr>
+          <w:rFonts w:ascii="Courier New" w:hAnsi="Courier New"/>
+          <w:sz w:val="18"/>
+        </w:rPr>
+        <w:t>Headers: X-Admin-Secret: stagewise-admin-2026</w:t>
+      </w:r>
+    </w:p>
+    <w:p>
+      <w:pPr>
+        <w:ind w:left="576"/>
+      </w:pPr>
+      <w:r>
+        <w:rPr>
+          <w:rFonts w:ascii="Courier New" w:hAnsi="Courier New"/>
+          <w:sz w:val="18"/>
+        </w:rPr>
+        <w:t>Body (opcional): { "quarter": "2025-12-31", "force": false }</w:t>
+      </w:r>
+    </w:p>
+    <w:p>
+      <w:r>
+        <w:t>Ejecutar una vez por trimestre (~45 días después del cierre). Tarda ~10 minutos.</w:t>
+      </w:r>
+    </w:p>
+    <w:p>
+      <w:pPr>
+        <w:pStyle w:val="Heading3"/>
+      </w:pPr>
+      <w:r>
+        <w:t>Señal Weinstein más estricta: volumen 2x + RSI(14) &gt; 50</w:t>
+      </w:r>
+    </w:p>
+    <w:p>
+      <w:r>
+        <w:t>Motivación: reducir falsos positivos en la detección de Stage 1→2. Ambas condiciones son bloqueantes (AND).</w:t>
+      </w:r>
+    </w:p>
+    <w:tbl>
+      <w:tblPr>
+        <w:tblStyle w:val="TableGrid"/>
+        <w:tblW w:type="auto" w:w="0"/>
+        <w:tblLook w:firstColumn="1" w:firstRow="1" w:lastColumn="0" w:lastRow="0" w:noHBand="0" w:noVBand="1" w:val="04A0"/>
+      </w:tblPr>
+      <w:tblGrid>
+        <w:gridCol w:w="2880"/>
+        <w:gridCol w:w="2880"/>
+        <w:gridCol w:w="2880"/>
+      </w:tblGrid>
+      <w:tr>
+        <w:tc>
+          <w:tcPr>
+            <w:tcW w:type="dxa" w:w="2880"/>
+          </w:tcPr>
+          <w:p>
+            <w:r>
+              <w:rPr>
+                <w:b/>
+              </w:rPr>
+              <w:t>Parámetro</w:t>
+            </w:r>
+          </w:p>
+        </w:tc>
+        <w:tc>
+          <w:tcPr>
+            <w:tcW w:type="dxa" w:w="2880"/>
+          </w:tcPr>
+          <w:p>
+            <w:r>
+              <w:rPr>
+                <w:b/>
+              </w:rPr>
+              <w:t>Antes</w:t>
+            </w:r>
+          </w:p>
+        </w:tc>
+        <w:tc>
+          <w:tcPr>
+            <w:tcW w:type="dxa" w:w="2880"/>
+          </w:tcPr>
+          <w:p>
+            <w:r>
+              <w:rPr>
+                <w:b/>
+              </w:rPr>
+              <w:t>Ahora</w:t>
+            </w:r>
+          </w:p>
+        </w:tc>
+      </w:tr>
+      <w:tr>
+        <w:tc>
+          <w:tcPr>
+            <w:tcW w:type="dxa" w:w="2880"/>
+          </w:tcPr>
+          <w:p/>
+        </w:tc>
+        <w:tc>
+          <w:tcPr>
+            <w:tcW w:type="dxa" w:w="2880"/>
+          </w:tcPr>
+          <w:p/>
+        </w:tc>
+        <w:tc>
+          <w:tcPr>
+            <w:tcW w:type="dxa" w:w="2880"/>
+          </w:tcPr>
+          <w:p/>
+        </w:tc>
+      </w:tr>
+      <w:tr>
+        <w:tc>
+          <w:tcPr>
+            <w:tcW w:type="dxa" w:w="2880"/>
+          </w:tcPr>
+          <w:p/>
+        </w:tc>
+        <w:tc>
+          <w:tcPr>
+            <w:tcW w:type="dxa" w:w="2880"/>
+          </w:tcPr>
+          <w:p/>
+        </w:tc>
+        <w:tc>
+          <w:tcPr>
+            <w:tcW w:type="dxa" w:w="2880"/>
+          </w:tcPr>
+          <w:p/>
+        </w:tc>
+      </w:tr>
+      <w:tr>
+        <w:tc>
+          <w:tcPr>
+            <w:tcW w:type="dxa" w:w="2880"/>
+          </w:tcPr>
+          <w:p>
+            <w:r>
+              <w:t>Umbral de volumen en cruce</w:t>
+            </w:r>
+          </w:p>
+        </w:tc>
+        <w:tc>
+          <w:tcPr>
+            <w:tcW w:type="dxa" w:w="2880"/>
+          </w:tcPr>
+          <w:p>
+            <w:r>
+              <w:t>1.5x la media</w:t>
+            </w:r>
+          </w:p>
+        </w:tc>
+        <w:tc>
+          <w:tcPr>
+            <w:tcW w:type="dxa" w:w="2880"/>
+          </w:tcPr>
+          <w:p>
+            <w:r>
+              <w:t>2.0x la media</w:t>
+            </w:r>
+          </w:p>
+        </w:tc>
+      </w:tr>
+      <w:tr>
+        <w:tc>
+          <w:tcPr>
+            <w:tcW w:type="dxa" w:w="2880"/>
+          </w:tcPr>
+          <w:p>
+            <w:r>
+              <w:t>RSI(14) en semana de cruce</w:t>
+            </w:r>
+          </w:p>
+        </w:tc>
+        <w:tc>
+          <w:tcPr>
+            <w:tcW w:type="dxa" w:w="2880"/>
+          </w:tcPr>
+          <w:p>
+            <w:r>
+              <w:t>No se comprobaba</w:t>
+            </w:r>
+          </w:p>
+        </w:tc>
+        <w:tc>
+          <w:tcPr>
+            <w:tcW w:type="dxa" w:w="2880"/>
+          </w:tcPr>
+          <w:p>
+            <w:r>
+              <w:t>&gt; 50 (obligatorio)</w:t>
+            </w:r>
+          </w:p>
+        </w:tc>
+      </w:tr>
+    </w:tbl>
+    <w:p/>
+    <w:p>
+      <w:r>
+        <w:t>Implementación técnica (backend/app/screener/weinstein.py):</w:t>
+      </w:r>
+    </w:p>
+    <w:p>
+      <w:pPr>
+        <w:pStyle w:val="ListBullet"/>
+      </w:pPr>
+      <w:r>
+        <w:t>BREAKOUT_VOLUME_RATIO = 2.0 (era 1.5)</w:t>
+      </w:r>
+    </w:p>
+    <w:p>
+      <w:pPr>
+        <w:pStyle w:val="ListBullet"/>
+      </w:pPr>
+      <w:r>
+        <w:t>_compute_rsi(close, period=14) → RSI Wilder con EWM(alpha=1/14, adjust=False)</w:t>
+      </w:r>
+    </w:p>
+    <w:p>
+      <w:pPr>
+        <w:pStyle w:val="ListBullet"/>
+      </w:pPr>
+      <w:r>
+        <w:t>WeinsteinResult ahora incluye el campo rsi: float (RSI actual de la última semana)</w:t>
+      </w:r>
+    </w:p>
+    <w:p>
+      <w:pPr>
+        <w:pStyle w:val="ListBullet"/>
+      </w:pPr>
+      <w:r>
+        <w:t>is_transition solo es True si volume_ok AND rsi_ok en la semana exacta del cruce</w:t>
+      </w:r>
+    </w:p>
+    <w:p>
+      <w:pPr>
+        <w:pStyle w:val="ListBullet"/>
+      </w:pPr>
+      <w:r>
+        <w:t>weinstein_rsi guardado en BD (columna nueva en opportunities)</w:t>
+      </w:r>
+    </w:p>
+    <w:p>
+      <w:r>
+        <w:t>La API expone rsi en WeinsteinSchema y el frontend lo recibe en la interfaz Weinstein.</w:t>
+      </w:r>
+    </w:p>
+    <w:p>
+      <w:pPr>
+        <w:pStyle w:val="Heading3"/>
+      </w:pPr>
+      <w:r>
+        <w:t>Migración de base de datos en arranque (startup migration)</w:t>
+      </w:r>
+    </w:p>
+    <w:p>
+      <w:r>
+        <w:t>Problema: create_all() de SQLAlchemy solo crea tablas nuevas, no añade columnas a tablas existentes. Sin migración, weinstein_rsi no aparecería en la tabla al hacer deploy.</w:t>
+      </w:r>
+    </w:p>
+    <w:p>
+      <w:r>
+        <w:t>Solución: init_db() en backend/app/core/db.py ahora ejecuta ALTER TABLE idempotentes al arrancar:</w:t>
+      </w:r>
+    </w:p>
+    <w:p>
+      <w:pPr>
+        <w:ind w:left="576"/>
+      </w:pPr>
+      <w:r>
+        <w:rPr>
+          <w:rFonts w:ascii="Courier New" w:hAnsi="Courier New"/>
+          <w:sz w:val="18"/>
+        </w:rPr>
+        <w:t>ALTER TABLE opportunities ADD COLUMN IF NOT EXISTS weinstein_rsi FLOAT NOT NULL DEFAULT 50.0</w:t>
+      </w:r>
+    </w:p>
+    <w:p>
+      <w:pPr>
+        <w:ind w:left="576"/>
+      </w:pPr>
+      <w:r>
+        <w:rPr>
+          <w:rFonts w:ascii="Courier New" w:hAnsi="Courier New"/>
+          <w:sz w:val="18"/>
+        </w:rPr>
+        <w:t>ALTER TABLE opportunities ADD COLUMN IF NOT EXISTS weinstein_ma_slope_pct FLOAT NOT NULL DEFAULT 0.0</w:t>
+      </w:r>
+    </w:p>
+    <w:p>
+      <w:pPr>
+        <w:ind w:left="576"/>
+      </w:pPr>
+      <w:r>
+        <w:rPr>
+          <w:rFonts w:ascii="Courier New" w:hAnsi="Courier New"/>
+          <w:sz w:val="18"/>
+        </w:rPr>
+        <w:t>ALTER TABLE opportunities ADD COLUMN IF NOT EXISTS weinstein_relative_volume FLOAT NOT NULL DEFAULT 0.0</w:t>
+      </w:r>
+    </w:p>
+    <w:p>
+      <w:r>
+        <w:t>IF NOT EXISTS en Postgres hace la operación no destructiva — si la columna ya existe, no hace nada.</w:t>
+      </w:r>
+    </w:p>
+    <w:p>
+      <w:pPr>
+        <w:pStyle w:val="Heading1"/>
+      </w:pPr>
+      <w:r>
+        <w:t>7. Roadmap — Próximos Pasos</w:t>
+      </w:r>
+    </w:p>
+    <w:p>
+      <w:pPr>
+        <w:pStyle w:val="Heading2"/>
+      </w:pPr>
+      <w:r>
+        <w:t>Prioridad Alta</w:t>
+      </w:r>
+    </w:p>
+    <w:p>
+      <w:pPr>
+        <w:pStyle w:val="ListBullet"/>
+      </w:pPr>
+      <w:r>
+        <w:rPr>
+          <w:b/>
+        </w:rPr>
+        <w:t>Cargar datos institucionales 13F</w:t>
+      </w:r>
+      <w:r>
+        <w:t xml:space="preserve"> (estimado: 1 sesión): Ejecutar POST /api/admin/update-institutional para cargar el primer trimestre de datos 13F. Verificar que el criterio I funciona end-to-end con datos reales.</w:t>
+      </w:r>
+    </w:p>
+    <w:p>
+      <w:pPr>
+        <w:pStyle w:val="ListBullet"/>
+      </w:pPr>
+      <w:r>
+        <w:rPr>
+          <w:b/>
+        </w:rPr>
+        <w:t>Ampliar universo a Russell 2000</w:t>
+      </w:r>
+      <w:r>
+        <w:t xml:space="preserve"> (estimado: 1 sesión): ~1.500 tickers adicionales de small caps US. La infraestructura ya soporta cualquier volumen — solo hay que ampliar universe.py. Aumentaría el tiempo de corrida diaria a ~3-4h.</w:t>
+      </w:r>
+    </w:p>
+    <w:p>
+      <w:pPr>
+        <w:pStyle w:val="ListBullet"/>
+      </w:pPr>
+      <w:r>
+        <w:rPr>
+          <w:b/>
+        </w:rPr>
+        <w:t>Alertas Telegram</w:t>
+      </w:r>
+      <w:r>
+        <w:t xml:space="preserve"> (estimado: 1 sesión): Bot de Telegram que envía a las 07:00 UTC las oportunidades accionables del día. Solo envía mensaje si hay al menos 1 resultado.</w:t>
+      </w:r>
+    </w:p>
+    <w:p>
+      <w:pPr>
+        <w:pStyle w:val="Heading2"/>
+      </w:pPr>
+      <w:r>
         <w:t>Prioridad Media</w:t>
       </w:r>
     </w:p>
     <w:p>
+      <w:pPr>
+        <w:pStyle w:val="ListBullet"/>
+      </w:pPr>
+      <w:r>
+        <w:rPr>
+          <w:b/>
+        </w:rPr>
+        <w:t>Histórico de Scores en UI</w:t>
+      </w:r>
+      <w:r>
+        <w:t xml:space="preserve"> (estimado: 1-2 sesiones): Los datos ya se acumulan en opportunities. Falta endpoint GET /api/tickers/{symbol}/history y gráfico de score a lo largo del tiempo en el detalle del ticker.</w:t>
+      </w:r>
+    </w:p>
+    <w:p>
+      <w:pPr>
+        <w:pStyle w:val="ListBullet"/>
+      </w:pPr>
       <w:r>
         <w:rPr>
           <w:b/>
         </w:rPr>
         <w:t>Dominio propio</w:t>
       </w:r>
+      <w:r>
+        <w:t>: stagewise.app o stagewise.es (~12 EUR/año).</w:t>
+      </w:r>
     </w:p>
     <w:p>
+      <w:pPr>
+        <w:pStyle w:val="Heading2"/>
+      </w:pPr>
       <w:r>
-        <w:t>stagewise.app o stagewise.es. Apuntar Vercel al dominio custom (30 min de config + ~12 EUR/ano).</w:t>
+        <w:t>Prioridad Baja / Fase 3</w:t>
       </w:r>
     </w:p>
-    <w:p/>
     <w:p>
+      <w:pPr>
+        <w:pStyle w:val="ListBullet"/>
+      </w:pPr>
       <w:r>
         <w:rPr>
           <w:b/>
         </w:rPr>
-        <w:t>Landing Page</w:t>
+        <w:t>Landing Page pública</w:t>
+      </w:r>
+      <w:r>
+        <w:t>: sección educativa sobre Stage Analysis y CAN SLIM, CTA hacia el feed. Sin registro requerido.</w:t>
       </w:r>
     </w:p>
     <w:p>
+      <w:pPr>
+        <w:pStyle w:val="ListBullet"/>
+      </w:pPr>
       <w:r>
-        <w:t>Pagina de aterrizaje antes del feed: seccion educativa sobre Stage Analysis y CAN SLIM, CTA hacia el feed. Sin registro requerido en MVP.</w:t>
+        <w:rPr>
+          <w:b/>
+        </w:rPr>
+        <w:t>Registro y personalización</w:t>
+      </w:r>
+      <w:r>
+        <w:t>: tickers favoritos, alertas por email, filtros por sector/stage/score.</w:t>
       </w:r>
     </w:p>
     <w:p>
       <w:pPr>
-        <w:pStyle w:val="Heading2"/>
+        <w:pStyle w:val="ListBullet"/>
       </w:pPr>
       <w:r>
         <w:rPr>
-          <w:color w:val="2E75B6"/>
+          <w:b/>
         </w:rPr>
-        <w:t>Prioridad Baja / Fase 2</w:t>
+        <w:t>Empresas españolas — IBEX-35 + Mercado Continuo</w:t>
+      </w:r>
+      <w:r>
+        <w:t>: ~100-150 tickers con fuente alternativa a Alpaca IEX (que no cubre bolsa española). Opciones: Yahoo Finance en local, Alpha Vantage. EPS vía CNMV.</w:t>
       </w:r>
     </w:p>
     <w:p>
       <w:pPr>
-        <w:pStyle w:val="ListBullet"/>
+        <w:pStyle w:val="Heading2"/>
       </w:pPr>
       <w:r>
-        <w:t>Criterio I completo: Form 13F de SEC (dataset bulk trimestral) o Alpaca paid tier.</w:t>
+        <w:t>Mejoras Pendientes del Método CAN SLIM</w:t>
       </w:r>
     </w:p>
     <w:p>
@@ -3271,7 +3904,13 @@
         <w:pStyle w:val="ListBullet"/>
       </w:pPr>
       <w:r>
-        <w:t>Ampliar universo: Russell 2000 (~1.500 tickers adicionales) o mercados europeos.</w:t>
+        <w:rPr>
+          <w:b/>
+        </w:rPr>
+        <w:t>Criterio N — Máximos Históricos (ATH)</w:t>
+      </w:r>
+      <w:r>
+        <w:t>: Actualmente compara con máximo de 52 semanas. Mejora: comparar con el all-time high usando el histórico acumulado en price_snapshots. Una rotura del ATH tiene mayor significado.</w:t>
       </w:r>
     </w:p>
     <w:p>
@@ -3279,18 +3918,48 @@
         <w:pStyle w:val="ListBullet"/>
       </w:pPr>
       <w:r>
-        <w:t>Registro y personalizacion: tickers favoritos, filtros por sector/stage/score.</w:t>
+        <w:rPr>
+          <w:b/>
+        </w:rPr>
+        <w:t>Criterio C — Aceleración de EPS</w:t>
+      </w:r>
+      <w:r>
+        <w:t>: Añadir que el crecimiento trimestral esté acelerando (cada trimestre crece más que el anterior). El método O'Neil original premia la aceleración, no solo el nivel de crecimiento.</w:t>
       </w:r>
     </w:p>
-    <w:p/>
     <w:p>
       <w:pPr>
-        <w:pStyle w:val="Heading1"/>
+        <w:pStyle w:val="ListBullet"/>
       </w:pPr>
       <w:r>
         <w:rPr>
-          <w:color w:val="1F4E79"/>
+          <w:b/>
         </w:rPr>
+        <w:t>Criterio A — Consistencia Anual</w:t>
+      </w:r>
+      <w:r>
+        <w:t>: Añadir mínimo 3 de los últimos 5 años con crecimiento positivo. Actualmente solo compara el último año vs el anterior.</w:t>
+      </w:r>
+    </w:p>
+    <w:p>
+      <w:pPr>
+        <w:pStyle w:val="ListBullet"/>
+      </w:pPr>
+      <w:r>
+        <w:rPr>
+          <w:b/>
+        </w:rPr>
+        <w:t>Criterio L — RS Rating estilo IBD</w:t>
+      </w:r>
+      <w:r>
+        <w:t>: Calcular el percentil de rendimiento a 12 meses vs el universo completo (no solo vs SPY). Un RS Rating ≥ 80 significa que el ticker supera al 80% del universo.</w:t>
+      </w:r>
+    </w:p>
+    <w:p>
+      <w:pPr>
+        <w:pStyle w:val="Heading1"/>
+      </w:pPr>
+      <w:r>
         <w:t>8. Comandos de Referencia</w:t>
       </w:r>
     </w:p>
@@ -3299,21 +3968,16 @@
         <w:pStyle w:val="Heading2"/>
       </w:pPr>
       <w:r>
-        <w:rPr>
-          <w:color w:val="2E75B6"/>
-        </w:rPr>
         <w:t>Screener local</w:t>
       </w:r>
     </w:p>
     <w:p>
       <w:pPr>
-        <w:pStyle w:val="NoSpacing"/>
-        <w:ind w:left="567"/>
+        <w:ind w:left="576"/>
       </w:pPr>
       <w:r>
         <w:rPr>
           <w:rFonts w:ascii="Courier New" w:hAnsi="Courier New"/>
-          <w:color w:val="1F497D"/>
           <w:sz w:val="18"/>
         </w:rPr>
         <w:t># Universo completo</w:t>
@@ -3321,13 +3985,11 @@
     </w:p>
     <w:p>
       <w:pPr>
-        <w:pStyle w:val="NoSpacing"/>
-        <w:ind w:left="567"/>
+        <w:ind w:left="576"/>
       </w:pPr>
       <w:r>
         <w:rPr>
           <w:rFonts w:ascii="Courier New" w:hAnsi="Courier New"/>
-          <w:color w:val="1F497D"/>
           <w:sz w:val="18"/>
         </w:rPr>
         <w:t>cd backend</w:t>
@@ -3335,13 +3997,11 @@
     </w:p>
     <w:p>
       <w:pPr>
-        <w:pStyle w:val="NoSpacing"/>
-        <w:ind w:left="567"/>
+        <w:ind w:left="576"/>
       </w:pPr>
       <w:r>
         <w:rPr>
           <w:rFonts w:ascii="Courier New" w:hAnsi="Courier New"/>
-          <w:color w:val="1F497D"/>
           <w:sz w:val="18"/>
         </w:rPr>
         <w:t>python -m app.jobs.run_screener --delay 0.3</w:t>
@@ -3349,26 +4009,22 @@
     </w:p>
     <w:p>
       <w:pPr>
-        <w:pStyle w:val="NoSpacing"/>
-        <w:ind w:left="567"/>
+        <w:ind w:left="576"/>
       </w:pPr>
       <w:r>
         <w:rPr>
           <w:rFonts w:ascii="Courier New" w:hAnsi="Courier New"/>
-          <w:color w:val="1F497D"/>
           <w:sz w:val="18"/>
         </w:rPr>
       </w:r>
     </w:p>
     <w:p>
       <w:pPr>
-        <w:pStyle w:val="NoSpacing"/>
-        <w:ind w:left="567"/>
+        <w:ind w:left="576"/>
       </w:pPr>
       <w:r>
         <w:rPr>
           <w:rFonts w:ascii="Courier New" w:hAnsi="Courier New"/>
-          <w:color w:val="1F497D"/>
           <w:sz w:val="18"/>
         </w:rPr>
         <w:t># Solo algunos tickers (debug)</w:t>
@@ -3376,13 +4032,11 @@
     </w:p>
     <w:p>
       <w:pPr>
-        <w:pStyle w:val="NoSpacing"/>
-        <w:ind w:left="567"/>
+        <w:ind w:left="576"/>
       </w:pPr>
       <w:r>
         <w:rPr>
           <w:rFonts w:ascii="Courier New" w:hAnsi="Courier New"/>
-          <w:color w:val="1F497D"/>
           <w:sz w:val="18"/>
         </w:rPr>
         <w:t>python -m app.jobs.run_screener --tickers AAPL,MSFT,NVDA --delay 0</w:t>
@@ -3390,26 +4044,22 @@
     </w:p>
     <w:p>
       <w:pPr>
-        <w:pStyle w:val="NoSpacing"/>
-        <w:ind w:left="567"/>
+        <w:ind w:left="576"/>
       </w:pPr>
       <w:r>
         <w:rPr>
           <w:rFonts w:ascii="Courier New" w:hAnsi="Courier New"/>
-          <w:color w:val="1F497D"/>
           <w:sz w:val="18"/>
         </w:rPr>
       </w:r>
     </w:p>
     <w:p>
       <w:pPr>
-        <w:pStyle w:val="NoSpacing"/>
-        <w:ind w:left="567"/>
+        <w:ind w:left="576"/>
       </w:pPr>
       <w:r>
         <w:rPr>
           <w:rFonts w:ascii="Courier New" w:hAnsi="Courier New"/>
-          <w:color w:val="1F497D"/>
           <w:sz w:val="18"/>
         </w:rPr>
         <w:t># Limitar a N tickers</w:t>
@@ -3417,13 +4067,11 @@
     </w:p>
     <w:p>
       <w:pPr>
-        <w:pStyle w:val="NoSpacing"/>
-        <w:ind w:left="567"/>
+        <w:ind w:left="576"/>
       </w:pPr>
       <w:r>
         <w:rPr>
           <w:rFonts w:ascii="Courier New" w:hAnsi="Courier New"/>
-          <w:color w:val="1F497D"/>
           <w:sz w:val="18"/>
         </w:rPr>
         <w:t>python -m app.jobs.run_screener --limit 20 --delay 0.3</w:t>
@@ -3434,49 +4082,40 @@
         <w:pStyle w:val="Heading2"/>
       </w:pPr>
       <w:r>
-        <w:rPr>
-          <w:color w:val="2E75B6"/>
-        </w:rPr>
-        <w:t>Screener en Railway (via API)</w:t>
+        <w:t>Screener y admin en Railway (via API)</w:t>
       </w:r>
     </w:p>
     <w:p>
       <w:pPr>
-        <w:pStyle w:val="NoSpacing"/>
-        <w:ind w:left="567"/>
+        <w:ind w:left="576"/>
       </w:pPr>
       <w:r>
         <w:rPr>
           <w:rFonts w:ascii="Courier New" w:hAnsi="Courier New"/>
-          <w:color w:val="1F497D"/>
           <w:sz w:val="18"/>
         </w:rPr>
-        <w:t># Universo completo</w:t>
+        <w:t># Screener completo</w:t>
       </w:r>
     </w:p>
     <w:p>
       <w:pPr>
-        <w:pStyle w:val="NoSpacing"/>
-        <w:ind w:left="567"/>
+        <w:ind w:left="576"/>
       </w:pPr>
       <w:r>
         <w:rPr>
           <w:rFonts w:ascii="Courier New" w:hAnsi="Courier New"/>
-          <w:color w:val="1F497D"/>
           <w:sz w:val="18"/>
         </w:rPr>
-        <w:t>curl -X POST https://invest-feed-mvp-production.up.railway.app/api/admin/run-screener</w:t>
+        <w:t>curl -X POST https://invest-feed-mvp-production.up.railway.app/api/admin/run-screener \</w:t>
       </w:r>
     </w:p>
     <w:p>
       <w:pPr>
-        <w:pStyle w:val="NoSpacing"/>
-        <w:ind w:left="567"/>
+        <w:ind w:left="576"/>
       </w:pPr>
       <w:r>
         <w:rPr>
           <w:rFonts w:ascii="Courier New" w:hAnsi="Courier New"/>
-          <w:color w:val="1F497D"/>
           <w:sz w:val="18"/>
         </w:rPr>
         <w:t xml:space="preserve">  -H "X-Admin-Secret: stagewise-admin-2026"</w:t>
@@ -3484,54 +4123,46 @@
     </w:p>
     <w:p>
       <w:pPr>
-        <w:pStyle w:val="NoSpacing"/>
-        <w:ind w:left="567"/>
+        <w:ind w:left="576"/>
       </w:pPr>
       <w:r>
         <w:rPr>
           <w:rFonts w:ascii="Courier New" w:hAnsi="Courier New"/>
-          <w:color w:val="1F497D"/>
           <w:sz w:val="18"/>
         </w:rPr>
       </w:r>
     </w:p>
     <w:p>
       <w:pPr>
-        <w:pStyle w:val="NoSpacing"/>
-        <w:ind w:left="567"/>
+        <w:ind w:left="576"/>
       </w:pPr>
       <w:r>
         <w:rPr>
           <w:rFonts w:ascii="Courier New" w:hAnsi="Courier New"/>
-          <w:color w:val="1F497D"/>
           <w:sz w:val="18"/>
         </w:rPr>
-        <w:t># Diagnostico de Railway</w:t>
+        <w:t># Cargar datos 13F institucionales (una vez por trimestre)</w:t>
       </w:r>
     </w:p>
     <w:p>
       <w:pPr>
-        <w:pStyle w:val="NoSpacing"/>
-        <w:ind w:left="567"/>
+        <w:ind w:left="576"/>
       </w:pPr>
       <w:r>
         <w:rPr>
           <w:rFonts w:ascii="Courier New" w:hAnsi="Courier New"/>
-          <w:color w:val="1F497D"/>
           <w:sz w:val="18"/>
         </w:rPr>
-        <w:t>curl https://invest-feed-mvp-production.up.railway.app/api/admin/diagnose</w:t>
+        <w:t>curl -X POST https://invest-feed-mvp-production.up.railway.app/api/admin/update-institutional \</w:t>
       </w:r>
     </w:p>
     <w:p>
       <w:pPr>
-        <w:pStyle w:val="NoSpacing"/>
-        <w:ind w:left="567"/>
+        <w:ind w:left="576"/>
       </w:pPr>
       <w:r>
         <w:rPr>
           <w:rFonts w:ascii="Courier New" w:hAnsi="Courier New"/>
-          <w:color w:val="1F497D"/>
           <w:sz w:val="18"/>
         </w:rPr>
         <w:t xml:space="preserve">  -H "X-Admin-Secret: stagewise-admin-2026"</w:t>
@@ -3539,108 +4170,215 @@
     </w:p>
     <w:p>
       <w:pPr>
-        <w:pStyle w:val="Heading2"/>
+        <w:ind w:left="576"/>
       </w:pPr>
       <w:r>
         <w:rPr>
-          <w:color w:val="2E75B6"/>
+          <w:rFonts w:ascii="Courier New" w:hAnsi="Courier New"/>
+          <w:sz w:val="18"/>
         </w:rPr>
+      </w:r>
+    </w:p>
+    <w:p>
+      <w:pPr>
+        <w:ind w:left="576"/>
+      </w:pPr>
+      <w:r>
+        <w:rPr>
+          <w:rFonts w:ascii="Courier New" w:hAnsi="Courier New"/>
+          <w:sz w:val="18"/>
+        </w:rPr>
+        <w:t># Generar explicaciones IA para top tickers</w:t>
+      </w:r>
+    </w:p>
+    <w:p>
+      <w:pPr>
+        <w:ind w:left="576"/>
+      </w:pPr>
+      <w:r>
+        <w:rPr>
+          <w:rFonts w:ascii="Courier New" w:hAnsi="Courier New"/>
+          <w:sz w:val="18"/>
+        </w:rPr>
+        <w:t>curl -X POST https://invest-feed-mvp-production.up.railway.app/api/admin/generate-explanations \</w:t>
+      </w:r>
+    </w:p>
+    <w:p>
+      <w:pPr>
+        <w:ind w:left="576"/>
+      </w:pPr>
+      <w:r>
+        <w:rPr>
+          <w:rFonts w:ascii="Courier New" w:hAnsi="Courier New"/>
+          <w:sz w:val="18"/>
+        </w:rPr>
+        <w:t xml:space="preserve">  -H "X-Admin-Secret: stagewise-admin-2026"</w:t>
+      </w:r>
+    </w:p>
+    <w:p>
+      <w:pPr>
+        <w:ind w:left="576"/>
+      </w:pPr>
+      <w:r>
+        <w:rPr>
+          <w:rFonts w:ascii="Courier New" w:hAnsi="Courier New"/>
+          <w:sz w:val="18"/>
+        </w:rPr>
+      </w:r>
+    </w:p>
+    <w:p>
+      <w:pPr>
+        <w:ind w:left="576"/>
+      </w:pPr>
+      <w:r>
+        <w:rPr>
+          <w:rFonts w:ascii="Courier New" w:hAnsi="Courier New"/>
+          <w:sz w:val="18"/>
+        </w:rPr>
+        <w:t># Diagnóstico de Railway</w:t>
+      </w:r>
+    </w:p>
+    <w:p>
+      <w:pPr>
+        <w:ind w:left="576"/>
+      </w:pPr>
+      <w:r>
+        <w:rPr>
+          <w:rFonts w:ascii="Courier New" w:hAnsi="Courier New"/>
+          <w:sz w:val="18"/>
+        </w:rPr>
+        <w:t>curl https://invest-feed-mvp-production.up.railway.app/api/admin/diagnose \</w:t>
+      </w:r>
+    </w:p>
+    <w:p>
+      <w:pPr>
+        <w:ind w:left="576"/>
+      </w:pPr>
+      <w:r>
+        <w:rPr>
+          <w:rFonts w:ascii="Courier New" w:hAnsi="Courier New"/>
+          <w:sz w:val="18"/>
+        </w:rPr>
+        <w:t xml:space="preserve">  -H "X-Admin-Secret: stagewise-admin-2026"</w:t>
+      </w:r>
+    </w:p>
+    <w:p>
+      <w:pPr>
+        <w:pStyle w:val="Heading2"/>
+      </w:pPr>
+      <w:r>
         <w:t>Variables de entorno Railway (backend)</w:t>
       </w:r>
     </w:p>
     <w:p>
       <w:pPr>
-        <w:pStyle w:val="NoSpacing"/>
-        <w:ind w:left="567"/>
+        <w:ind w:left="576"/>
       </w:pPr>
       <w:r>
         <w:rPr>
           <w:rFonts w:ascii="Courier New" w:hAnsi="Courier New"/>
-          <w:color w:val="1F497D"/>
           <w:sz w:val="18"/>
         </w:rPr>
-        <w:t>DATABASE_URL              = postgresql://... (auto Railway)</w:t>
+        <w:t>DATABASE_URL         = postgresql://...  (auto Railway)</w:t>
       </w:r>
     </w:p>
     <w:p>
       <w:pPr>
-        <w:pStyle w:val="NoSpacing"/>
-        <w:ind w:left="567"/>
+        <w:ind w:left="576"/>
       </w:pPr>
       <w:r>
         <w:rPr>
           <w:rFonts w:ascii="Courier New" w:hAnsi="Courier New"/>
-          <w:color w:val="1F497D"/>
           <w:sz w:val="18"/>
         </w:rPr>
-        <w:t>ANTHROPIC_API_KEY         = sk-ant-...</w:t>
+        <w:t>ANTHROPIC_API_KEY    = sk-ant-...</w:t>
       </w:r>
     </w:p>
     <w:p>
       <w:pPr>
-        <w:pStyle w:val="NoSpacing"/>
-        <w:ind w:left="567"/>
+        <w:ind w:left="576"/>
       </w:pPr>
       <w:r>
         <w:rPr>
           <w:rFonts w:ascii="Courier New" w:hAnsi="Courier New"/>
-          <w:color w:val="1F497D"/>
           <w:sz w:val="18"/>
         </w:rPr>
-        <w:t>ADMIN_SECRET              = stagewise-admin-2026</w:t>
+        <w:t>ADMIN_SECRET         = stagewise-admin-2026</w:t>
       </w:r>
     </w:p>
     <w:p>
       <w:pPr>
-        <w:pStyle w:val="NoSpacing"/>
-        <w:ind w:left="567"/>
+        <w:ind w:left="576"/>
       </w:pPr>
       <w:r>
         <w:rPr>
           <w:rFonts w:ascii="Courier New" w:hAnsi="Courier New"/>
-          <w:color w:val="1F497D"/>
           <w:sz w:val="18"/>
         </w:rPr>
-        <w:t>ALPACA_API_KEY            = PK...</w:t>
+        <w:t>ALPACA_API_KEY       = PK...</w:t>
       </w:r>
     </w:p>
     <w:p>
       <w:pPr>
-        <w:pStyle w:val="NoSpacing"/>
-        <w:ind w:left="567"/>
+        <w:ind w:left="576"/>
       </w:pPr>
       <w:r>
         <w:rPr>
           <w:rFonts w:ascii="Courier New" w:hAnsi="Courier New"/>
-          <w:color w:val="1F497D"/>
           <w:sz w:val="18"/>
         </w:rPr>
-        <w:t>ALPACA_SECRET_KEY         = ...</w:t>
+        <w:t>ALPACA_SECRET_KEY    = ...</w:t>
       </w:r>
     </w:p>
     <w:p>
       <w:pPr>
-        <w:pStyle w:val="NoSpacing"/>
-        <w:ind w:left="567"/>
+        <w:ind w:left="576"/>
       </w:pPr>
       <w:r>
         <w:rPr>
           <w:rFonts w:ascii="Courier New" w:hAnsi="Courier New"/>
-          <w:color w:val="1F497D"/>
           <w:sz w:val="18"/>
         </w:rPr>
         <w:t>SCREENER_SCHEDULE_ENABLED = true</w:t>
       </w:r>
     </w:p>
-    <w:p/>
     <w:p>
       <w:pPr>
-        <w:pStyle w:val="Heading1"/>
+        <w:pStyle w:val="Heading2"/>
+      </w:pPr>
+      <w:r>
+        <w:t>Tests</w:t>
+      </w:r>
+    </w:p>
+    <w:p>
+      <w:pPr>
+        <w:ind w:left="576"/>
       </w:pPr>
       <w:r>
         <w:rPr>
-          <w:color w:val="1F4E79"/>
+          <w:rFonts w:ascii="Courier New" w:hAnsi="Courier New"/>
+          <w:sz w:val="18"/>
         </w:rPr>
+        <w:t>cd backend</w:t>
+      </w:r>
+    </w:p>
+    <w:p>
+      <w:pPr>
+        <w:ind w:left="576"/>
+      </w:pPr>
+      <w:r>
+        <w:rPr>
+          <w:rFonts w:ascii="Courier New" w:hAnsi="Courier New"/>
+          <w:sz w:val="18"/>
+        </w:rPr>
+        <w:t>python -m pytest tests/ -q   # 42 tests — deben pasar todos</w:t>
+      </w:r>
+    </w:p>
+    <w:p>
+      <w:pPr>
+        <w:pStyle w:val="Heading1"/>
+      </w:pPr>
+      <w:r>
         <w:t>9. Decisiones de Arquitectura</w:t>
       </w:r>
     </w:p>
@@ -3664,28 +4402,24 @@
         <w:tc>
           <w:tcPr>
             <w:tcW w:type="dxa" w:w="2880"/>
-            <w:shd w:val="clear" w:color="auto" w:fill="2E75B6"/>
           </w:tcPr>
           <w:p>
             <w:r>
               <w:rPr>
                 <w:b/>
-                <w:color w:val="FFFFFF"/>
               </w:rPr>
-              <w:t>Decision</w:t>
+              <w:t>Decisión</w:t>
             </w:r>
           </w:p>
         </w:tc>
         <w:tc>
           <w:tcPr>
             <w:tcW w:type="dxa" w:w="2880"/>
-            <w:shd w:val="clear" w:color="auto" w:fill="2E75B6"/>
           </w:tcPr>
           <w:p>
             <w:r>
               <w:rPr>
                 <w:b/>
-                <w:color w:val="FFFFFF"/>
               </w:rPr>
               <w:t>Alternativas descartadas</w:t>
             </w:r>
@@ -3694,17 +4428,235 @@
         <w:tc>
           <w:tcPr>
             <w:tcW w:type="dxa" w:w="2880"/>
-            <w:shd w:val="clear" w:color="auto" w:fill="2E75B6"/>
           </w:tcPr>
           <w:p>
             <w:r>
               <w:rPr>
                 <w:b/>
-                <w:color w:val="FFFFFF"/>
               </w:rPr>
               <w:t>Motivo</w:t>
             </w:r>
           </w:p>
+        </w:tc>
+      </w:tr>
+      <w:tr>
+        <w:tc>
+          <w:tcPr>
+            <w:tcW w:type="dxa" w:w="2880"/>
+          </w:tcPr>
+          <w:p/>
+        </w:tc>
+        <w:tc>
+          <w:tcPr>
+            <w:tcW w:type="dxa" w:w="2880"/>
+          </w:tcPr>
+          <w:p/>
+        </w:tc>
+        <w:tc>
+          <w:tcPr>
+            <w:tcW w:type="dxa" w:w="2880"/>
+          </w:tcPr>
+          <w:p/>
+        </w:tc>
+      </w:tr>
+      <w:tr>
+        <w:tc>
+          <w:tcPr>
+            <w:tcW w:type="dxa" w:w="2880"/>
+          </w:tcPr>
+          <w:p/>
+        </w:tc>
+        <w:tc>
+          <w:tcPr>
+            <w:tcW w:type="dxa" w:w="2880"/>
+          </w:tcPr>
+          <w:p/>
+        </w:tc>
+        <w:tc>
+          <w:tcPr>
+            <w:tcW w:type="dxa" w:w="2880"/>
+          </w:tcPr>
+          <w:p/>
+        </w:tc>
+      </w:tr>
+      <w:tr>
+        <w:tc>
+          <w:tcPr>
+            <w:tcW w:type="dxa" w:w="2880"/>
+          </w:tcPr>
+          <w:p/>
+        </w:tc>
+        <w:tc>
+          <w:tcPr>
+            <w:tcW w:type="dxa" w:w="2880"/>
+          </w:tcPr>
+          <w:p/>
+        </w:tc>
+        <w:tc>
+          <w:tcPr>
+            <w:tcW w:type="dxa" w:w="2880"/>
+          </w:tcPr>
+          <w:p/>
+        </w:tc>
+      </w:tr>
+      <w:tr>
+        <w:tc>
+          <w:tcPr>
+            <w:tcW w:type="dxa" w:w="2880"/>
+          </w:tcPr>
+          <w:p/>
+        </w:tc>
+        <w:tc>
+          <w:tcPr>
+            <w:tcW w:type="dxa" w:w="2880"/>
+          </w:tcPr>
+          <w:p/>
+        </w:tc>
+        <w:tc>
+          <w:tcPr>
+            <w:tcW w:type="dxa" w:w="2880"/>
+          </w:tcPr>
+          <w:p/>
+        </w:tc>
+      </w:tr>
+      <w:tr>
+        <w:tc>
+          <w:tcPr>
+            <w:tcW w:type="dxa" w:w="2880"/>
+          </w:tcPr>
+          <w:p/>
+        </w:tc>
+        <w:tc>
+          <w:tcPr>
+            <w:tcW w:type="dxa" w:w="2880"/>
+          </w:tcPr>
+          <w:p/>
+        </w:tc>
+        <w:tc>
+          <w:tcPr>
+            <w:tcW w:type="dxa" w:w="2880"/>
+          </w:tcPr>
+          <w:p/>
+        </w:tc>
+      </w:tr>
+      <w:tr>
+        <w:tc>
+          <w:tcPr>
+            <w:tcW w:type="dxa" w:w="2880"/>
+          </w:tcPr>
+          <w:p/>
+        </w:tc>
+        <w:tc>
+          <w:tcPr>
+            <w:tcW w:type="dxa" w:w="2880"/>
+          </w:tcPr>
+          <w:p/>
+        </w:tc>
+        <w:tc>
+          <w:tcPr>
+            <w:tcW w:type="dxa" w:w="2880"/>
+          </w:tcPr>
+          <w:p/>
+        </w:tc>
+      </w:tr>
+      <w:tr>
+        <w:tc>
+          <w:tcPr>
+            <w:tcW w:type="dxa" w:w="2880"/>
+          </w:tcPr>
+          <w:p/>
+        </w:tc>
+        <w:tc>
+          <w:tcPr>
+            <w:tcW w:type="dxa" w:w="2880"/>
+          </w:tcPr>
+          <w:p/>
+        </w:tc>
+        <w:tc>
+          <w:tcPr>
+            <w:tcW w:type="dxa" w:w="2880"/>
+          </w:tcPr>
+          <w:p/>
+        </w:tc>
+      </w:tr>
+      <w:tr>
+        <w:tc>
+          <w:tcPr>
+            <w:tcW w:type="dxa" w:w="2880"/>
+          </w:tcPr>
+          <w:p/>
+        </w:tc>
+        <w:tc>
+          <w:tcPr>
+            <w:tcW w:type="dxa" w:w="2880"/>
+          </w:tcPr>
+          <w:p/>
+        </w:tc>
+        <w:tc>
+          <w:tcPr>
+            <w:tcW w:type="dxa" w:w="2880"/>
+          </w:tcPr>
+          <w:p/>
+        </w:tc>
+      </w:tr>
+      <w:tr>
+        <w:tc>
+          <w:tcPr>
+            <w:tcW w:type="dxa" w:w="2880"/>
+          </w:tcPr>
+          <w:p/>
+        </w:tc>
+        <w:tc>
+          <w:tcPr>
+            <w:tcW w:type="dxa" w:w="2880"/>
+          </w:tcPr>
+          <w:p/>
+        </w:tc>
+        <w:tc>
+          <w:tcPr>
+            <w:tcW w:type="dxa" w:w="2880"/>
+          </w:tcPr>
+          <w:p/>
+        </w:tc>
+      </w:tr>
+      <w:tr>
+        <w:tc>
+          <w:tcPr>
+            <w:tcW w:type="dxa" w:w="2880"/>
+          </w:tcPr>
+          <w:p/>
+        </w:tc>
+        <w:tc>
+          <w:tcPr>
+            <w:tcW w:type="dxa" w:w="2880"/>
+          </w:tcPr>
+          <w:p/>
+        </w:tc>
+        <w:tc>
+          <w:tcPr>
+            <w:tcW w:type="dxa" w:w="2880"/>
+          </w:tcPr>
+          <w:p/>
+        </w:tc>
+      </w:tr>
+      <w:tr>
+        <w:tc>
+          <w:tcPr>
+            <w:tcW w:type="dxa" w:w="2880"/>
+          </w:tcPr>
+          <w:p/>
+        </w:tc>
+        <w:tc>
+          <w:tcPr>
+            <w:tcW w:type="dxa" w:w="2880"/>
+          </w:tcPr>
+          <w:p/>
+        </w:tc>
+        <w:tc>
+          <w:tcPr>
+            <w:tcW w:type="dxa" w:w="2880"/>
+          </w:tcPr>
+          <w:p/>
         </w:tc>
       </w:tr>
       <w:tr>
@@ -3743,7 +4695,6 @@
         <w:tc>
           <w:tcPr>
             <w:tcW w:type="dxa" w:w="2880"/>
-            <w:shd w:val="clear" w:color="auto" w:fill="DEEAF1"/>
           </w:tcPr>
           <w:p>
             <w:r>
@@ -3754,7 +4705,6 @@
         <w:tc>
           <w:tcPr>
             <w:tcW w:type="dxa" w:w="2880"/>
-            <w:shd w:val="clear" w:color="auto" w:fill="DEEAF1"/>
           </w:tcPr>
           <w:p>
             <w:r>
@@ -3765,7 +4715,6 @@
         <w:tc>
           <w:tcPr>
             <w:tcW w:type="dxa" w:w="2880"/>
-            <w:shd w:val="clear" w:color="auto" w:fill="DEEAF1"/>
           </w:tcPr>
           <w:p>
             <w:r>
@@ -3781,7 +4730,7 @@
           </w:tcPr>
           <w:p>
             <w:r>
-              <w:t>1 peticion SEC EDGAR por ticker</w:t>
+              <w:t>1 petición SEC EDGAR por ticker</w:t>
             </w:r>
           </w:p>
         </w:tc>
@@ -3810,7 +4759,6 @@
         <w:tc>
           <w:tcPr>
             <w:tcW w:type="dxa" w:w="2880"/>
-            <w:shd w:val="clear" w:color="auto" w:fill="DEEAF1"/>
           </w:tcPr>
           <w:p>
             <w:r>
@@ -3821,7 +4769,6 @@
         <w:tc>
           <w:tcPr>
             <w:tcW w:type="dxa" w:w="2880"/>
-            <w:shd w:val="clear" w:color="auto" w:fill="DEEAF1"/>
           </w:tcPr>
           <w:p>
             <w:r>
@@ -3832,11 +4779,10 @@
         <w:tc>
           <w:tcPr>
             <w:tcW w:type="dxa" w:w="2880"/>
-            <w:shd w:val="clear" w:color="auto" w:fill="DEEAF1"/>
           </w:tcPr>
           <w:p>
             <w:r>
-              <w:t>Equilibrio tecnico/fundamental clasico</w:t>
+              <w:t>Equilibrio técnico/fundamental clásico</w:t>
             </w:r>
           </w:p>
         </w:tc>
@@ -3868,7 +4814,7 @@
           </w:tcPr>
           <w:p>
             <w:r>
-              <w:t>Flexibilidad para anadir criterios</w:t>
+              <w:t>Flexibilidad para añadir criterios</w:t>
             </w:r>
           </w:p>
         </w:tc>
@@ -3877,7 +4823,6 @@
         <w:tc>
           <w:tcPr>
             <w:tcW w:type="dxa" w:w="2880"/>
-            <w:shd w:val="clear" w:color="auto" w:fill="DEEAF1"/>
           </w:tcPr>
           <w:p>
             <w:r>
@@ -3888,7 +4833,6 @@
         <w:tc>
           <w:tcPr>
             <w:tcW w:type="dxa" w:w="2880"/>
-            <w:shd w:val="clear" w:color="auto" w:fill="DEEAF1"/>
           </w:tcPr>
           <w:p>
             <w:r>
@@ -3899,7 +4843,6 @@
         <w:tc>
           <w:tcPr>
             <w:tcW w:type="dxa" w:w="2880"/>
-            <w:shd w:val="clear" w:color="auto" w:fill="DEEAF1"/>
           </w:tcPr>
           <w:p>
             <w:r>
@@ -3915,7 +4858,7 @@
           </w:tcPr>
           <w:p>
             <w:r>
-              <w:t>Explicaciones solo top 50 (&gt;=40pts)</w:t>
+              <w:t>Explicaciones solo top 50 (≥40pts)</w:t>
             </w:r>
           </w:p>
         </w:tc>
@@ -3940,19 +4883,149 @@
           </w:p>
         </w:tc>
       </w:tr>
+      <w:tr>
+        <w:tc>
+          <w:tcPr>
+            <w:tcW w:type="dxa" w:w="2880"/>
+          </w:tcPr>
+          <w:p>
+            <w:r>
+              <w:t>Nombre de empresa para matching 13F</w:t>
+            </w:r>
+          </w:p>
+        </w:tc>
+        <w:tc>
+          <w:tcPr>
+            <w:tcW w:type="dxa" w:w="2880"/>
+          </w:tcPr>
+          <w:p>
+            <w:r>
+              <w:t>CUSIP lookup externo</w:t>
+            </w:r>
+          </w:p>
+        </w:tc>
+        <w:tc>
+          <w:tcPr>
+            <w:tcW w:type="dxa" w:w="2880"/>
+          </w:tcPr>
+          <w:p>
+            <w:r>
+              <w:t>Sin API externa requerida; S&amp;P500 son large caps con nombres conocidos</w:t>
+            </w:r>
+          </w:p>
+        </w:tc>
+      </w:tr>
+      <w:tr>
+        <w:tc>
+          <w:tcPr>
+            <w:tcW w:type="dxa" w:w="2880"/>
+          </w:tcPr>
+          <w:p>
+            <w:r>
+              <w:t>Volumen ≥2x + RSI&gt;50 como bloqueantes</w:t>
+            </w:r>
+          </w:p>
+        </w:tc>
+        <w:tc>
+          <w:tcPr>
+            <w:tcW w:type="dxa" w:w="2880"/>
+          </w:tcPr>
+          <w:p>
+            <w:r>
+              <w:t>1 condición o umbral más bajo</w:t>
+            </w:r>
+          </w:p>
+        </w:tc>
+        <w:tc>
+          <w:tcPr>
+            <w:tcW w:type="dxa" w:w="2880"/>
+          </w:tcPr>
+          <w:p>
+            <w:r>
+              <w:t>Reducir falsos positivos en señal Weinstein</w:t>
+            </w:r>
+          </w:p>
+        </w:tc>
+      </w:tr>
+      <w:tr>
+        <w:tc>
+          <w:tcPr>
+            <w:tcW w:type="dxa" w:w="2880"/>
+          </w:tcPr>
+          <w:p>
+            <w:r>
+              <w:t>ALTER TABLE en init_db() (startup migrations)</w:t>
+            </w:r>
+          </w:p>
+        </w:tc>
+        <w:tc>
+          <w:tcPr>
+            <w:tcW w:type="dxa" w:w="2880"/>
+          </w:tcPr>
+          <w:p>
+            <w:r>
+              <w:t>Alembic</w:t>
+            </w:r>
+          </w:p>
+        </w:tc>
+        <w:tc>
+          <w:tcPr>
+            <w:tcW w:type="dxa" w:w="2880"/>
+          </w:tcPr>
+          <w:p>
+            <w:r>
+              <w:t>Sin overhead de Alembic para el volumen actual del proyecto</w:t>
+            </w:r>
+          </w:p>
+        </w:tc>
+      </w:tr>
+      <w:tr>
+        <w:tc>
+          <w:tcPr>
+            <w:tcW w:type="dxa" w:w="2880"/>
+          </w:tcPr>
+          <w:p>
+            <w:r>
+              <w:t>TradingView Lightweight Charts</w:t>
+            </w:r>
+          </w:p>
+        </w:tc>
+        <w:tc>
+          <w:tcPr>
+            <w:tcW w:type="dxa" w:w="2880"/>
+          </w:tcPr>
+          <w:p>
+            <w:r>
+              <w:t>Recharts, Chart.js, SVG manual</w:t>
+            </w:r>
+          </w:p>
+        </w:tc>
+        <w:tc>
+          <w:tcPr>
+            <w:tcW w:type="dxa" w:w="2880"/>
+          </w:tcPr>
+          <w:p>
+            <w:r>
+              <w:t>Calidad financiera profesional, candlesticks nativos, sin dependencias pesadas</w:t>
+            </w:r>
+          </w:p>
+        </w:tc>
+      </w:tr>
     </w:tbl>
-    <w:p/>
-    <w:p/>
+    <w:p>
+      <w:r>
+        <w:br w:type="page"/>
+      </w:r>
+    </w:p>
     <w:p>
       <w:pPr>
         <w:jc w:val="center"/>
       </w:pPr>
       <w:r>
         <w:rPr>
-          <w:color w:val="707070"/>
-          <w:sz w:val="18"/>
+          <w:color w:val="888888"/>
         </w:rPr>
-        <w:t>StageWise MVP v0.1 - Generado con Claude Code - 26 Jun 2026</w:t>
+        <w:t>StageWise MVP v0.2 — Generado con Claude Code — 28 Jun 2026</w:t>
       </w:r>
     </w:p>
     <w:sectPr>
